--- a/06-学生侧材料/讲义/2026-06-23-金属键与金属晶体.docx
+++ b/06-学生侧材料/讲义/2026-06-23-金属键与金属晶体.docx
@@ -2,7 +2,7 @@
 <file path=word/document.xml><?xml version="1.0" encoding="utf-8"?>
 <w:document xmlns:w="http://schemas.openxmlformats.org/wordprocessingml/2006/main" xmlns:m="http://schemas.openxmlformats.org/officeDocument/2006/math" xmlns:r="http://schemas.openxmlformats.org/officeDocument/2006/relationships" xmlns:o="urn:schemas-microsoft-com:office:office" xmlns:v="urn:schemas-microsoft-com:vml" xmlns:w10="urn:schemas-microsoft-com:office:word" xmlns:a="http://schemas.openxmlformats.org/drawingml/2006/main" xmlns:pic="http://schemas.openxmlformats.org/drawingml/2006/picture" xmlns:wp="http://schemas.openxmlformats.org/drawingml/2006/wordprocessingDrawing">
   <w:body>
-    <w:bookmarkStart w:id="48" w:name="第七讲金属键与金属晶体"/>
+    <w:bookmarkStart w:id="87" w:name="第七讲金属键与金属晶体"/>
     <w:p>
       <w:pPr>
         <w:pStyle w:val="Heading1"/>
@@ -195,7 +195,7 @@
       </w:r>
     </w:p>
     <w:bookmarkEnd w:id="9"/>
-    <w:bookmarkStart w:id="17" w:name="一核心概念"/>
+    <w:bookmarkStart w:id="23" w:name="一核心概念"/>
     <w:p>
       <w:pPr>
         <w:pStyle w:val="Heading2"/>
@@ -414,7 +414,7 @@
       </w:r>
     </w:p>
     <w:bookmarkEnd w:id="10"/>
-    <w:bookmarkStart w:id="12" w:name="金属键的本质"/>
+    <w:bookmarkStart w:id="15" w:name="金属键的本质"/>
     <w:p>
       <w:pPr>
         <w:pStyle w:val="Heading3"/>
@@ -570,7 +570,7 @@
         <w:t xml:space="preserve">——类似离域共价键，但没有方向性和饱和性。</w:t>
       </w:r>
     </w:p>
-    <w:bookmarkStart w:id="11" w:name="自由电子模型对金属共性的解释"/>
+    <w:bookmarkStart w:id="14" w:name="自由电子模型对金属共性的解释"/>
     <w:p>
       <w:pPr>
         <w:pStyle w:val="Heading4"/>
@@ -602,7 +602,7 @@
           <w:p>
             <w:pPr>
               <w:pStyle w:val="Compact"/>
-              <w:jc w:val="left"/>
+              <w:jc w:val="center"/>
             </w:pPr>
             <w:r>
               <w:rPr>
@@ -618,7 +618,7 @@
           <w:p>
             <w:pPr>
               <w:pStyle w:val="Compact"/>
-              <w:jc w:val="left"/>
+              <w:jc w:val="center"/>
             </w:pPr>
             <w:r>
               <w:rPr>
@@ -636,7 +636,7 @@
           <w:p>
             <w:pPr>
               <w:pStyle w:val="Compact"/>
-              <w:jc w:val="left"/>
+              <w:jc w:val="center"/>
             </w:pPr>
             <w:r>
               <w:rPr>
@@ -653,7 +653,7 @@
           <w:p>
             <w:pPr>
               <w:pStyle w:val="Compact"/>
-              <w:jc w:val="left"/>
+              <w:jc w:val="center"/>
             </w:pPr>
             <w:r>
               <w:rPr>
@@ -670,7 +670,7 @@
           <w:p>
             <w:pPr>
               <w:pStyle w:val="Compact"/>
-              <w:jc w:val="left"/>
+              <w:jc w:val="center"/>
             </w:pPr>
             <w:r>
               <w:rPr>
@@ -687,7 +687,7 @@
           <w:p>
             <w:pPr>
               <w:pStyle w:val="Compact"/>
-              <w:jc w:val="left"/>
+              <w:jc w:val="center"/>
             </w:pPr>
             <w:r>
               <w:rPr>
@@ -704,7 +704,7 @@
           <w:p>
             <w:pPr>
               <w:pStyle w:val="Compact"/>
-              <w:jc w:val="left"/>
+              <w:jc w:val="center"/>
             </w:pPr>
             <w:r>
               <w:rPr>
@@ -721,7 +721,7 @@
           <w:p>
             <w:pPr>
               <w:pStyle w:val="Compact"/>
-              <w:jc w:val="left"/>
+              <w:jc w:val="center"/>
             </w:pPr>
             <w:r>
               <w:rPr>
@@ -762,7 +762,7 @@
           <w:p>
             <w:pPr>
               <w:pStyle w:val="Compact"/>
-              <w:jc w:val="left"/>
+              <w:jc w:val="center"/>
             </w:pPr>
             <w:r>
               <w:rPr>
@@ -779,7 +779,7 @@
           <w:p>
             <w:pPr>
               <w:pStyle w:val="Compact"/>
-              <w:jc w:val="left"/>
+              <w:jc w:val="center"/>
             </w:pPr>
             <w:r>
               <w:rPr>
@@ -796,7 +796,7 @@
           <w:p>
             <w:pPr>
               <w:pStyle w:val="Compact"/>
-              <w:jc w:val="left"/>
+              <w:jc w:val="center"/>
             </w:pPr>
             <w:r>
               <w:rPr>
@@ -813,7 +813,7 @@
           <w:p>
             <w:pPr>
               <w:pStyle w:val="Compact"/>
-              <w:jc w:val="left"/>
+              <w:jc w:val="center"/>
             </w:pPr>
             <w:r>
               <w:rPr>
@@ -830,12 +830,6 @@
         <w:pStyle w:val="BlockText"/>
       </w:pPr>
       <w:r>
-        <w:t xml:space="preserve">⚠️</w:t>
-      </w:r>
-      <w:r>
-        <w:t xml:space="preserve"> </w:t>
-      </w:r>
-      <w:r>
         <w:rPr>
           <w:rFonts w:hint="eastAsia" w:eastAsia="SimSun" w:ascii="Times New Roman" w:hAnsi="Times New Roman"/>
           <w:b/>
@@ -871,58 +865,115 @@
     <w:p>
       <w:pPr>
         <w:pStyle w:val="FirstParagraph"/>
-      </w:pPr>
-      <w:r>
-        <w:rPr>
-          <w:rFonts w:hint="eastAsia" w:eastAsia="SimSun" w:ascii="Times New Roman" w:hAnsi="Times New Roman"/>
-        </w:rPr>
-        <w:t xml:space="preserve">!金属晶体与离子晶体受力变形对比</w:t>
-      </w:r>
-      <w:r>
-        <w:t xml:space="preserve"> </w:t>
-      </w:r>
-      <w:r>
-        <w:rPr>
-          <w:rFonts w:hint="eastAsia" w:eastAsia="SimSun" w:ascii="Times New Roman" w:hAnsi="Times New Roman"/>
-          <w:i/>
+        <w:jc w:val="center"/>
+      </w:pPr>
+      <w:r>
+        <w:rPr>
+          <w:b w:val="0"/>
+          <w:i w:val="0"/>
+          <w:sz w:val="21"/>
+        </w:rPr>
+        <w:drawing>
+          <wp:inline>
+            <wp:extent cx="5334000" cy="3400872"/>
+            <wp:effectExtent b="0" l="0" r="0" t="0"/>
+            <wp:docPr descr="金属晶体与离子晶体受力变形对比" title="" id="12" name="Picture"/>
+            <a:graphic>
+              <a:graphicData uri="http://schemas.openxmlformats.org/drawingml/2006/picture">
+                <pic:pic>
+                  <pic:nvPicPr>
+                    <pic:cNvPr descr="media/12-24-metal-vs-ionic-crystal-deformation.jpg" id="13" name="Picture"/>
+                    <pic:cNvPicPr>
+                      <a:picLocks noChangeArrowheads="1" noChangeAspect="1"/>
+                    </pic:cNvPicPr>
+                  </pic:nvPicPr>
+                  <pic:blipFill>
+                    <a:blip r:embed="rId11"/>
+                    <a:stretch>
+                      <a:fillRect/>
+                    </a:stretch>
+                  </pic:blipFill>
+                  <pic:spPr bwMode="auto">
+                    <a:xfrm>
+                      <a:off x="0" y="0"/>
+                      <a:ext cx="5334000" cy="3400872"/>
+                    </a:xfrm>
+                    <a:prstGeom prst="rect">
+                      <a:avLst/>
+                    </a:prstGeom>
+                    <a:noFill/>
+                    <a:ln w="9525">
+                      <a:noFill/>
+                      <a:headEnd/>
+                      <a:tailEnd/>
+                    </a:ln>
+                  </pic:spPr>
+                </pic:pic>
+              </a:graphicData>
+            </a:graphic>
+          </wp:inline>
+        </w:drawing>
+      </w:r>
+      <w:r>
+        <w:rPr>
+          <w:b w:val="0"/>
+          <w:i w:val="0"/>
+          <w:sz w:val="21"/>
+        </w:rPr>
+        <w:t xml:space="preserve"> </w:t>
+      </w:r>
+      <w:r>
+        <w:rPr>
+          <w:rFonts w:hint="eastAsia" w:eastAsia="FangSong" w:ascii="Times New Roman" w:hAnsi="Times New Roman"/>
+          <w:b w:val="0"/>
+          <w:i w:val="0"/>
           <w:iCs/>
+          <w:sz w:val="21"/>
         </w:rPr>
         <w:t xml:space="preserve">图</w:t>
       </w:r>
       <w:r>
         <w:rPr>
-          <w:i/>
+          <w:b w:val="0"/>
+          <w:i w:val="0"/>
           <w:iCs/>
-        </w:rPr>
-        <w:t xml:space="preserve"> </w:t>
-      </w:r>
-      <w:r>
-        <w:rPr>
-          <w:rFonts w:hint="eastAsia" w:eastAsia="SimSun" w:ascii="Times New Roman" w:hAnsi="Times New Roman"/>
-          <w:i/>
+          <w:sz w:val="21"/>
+        </w:rPr>
+        <w:t xml:space="preserve"> </w:t>
+      </w:r>
+      <w:r>
+        <w:rPr>
+          <w:rFonts w:hint="eastAsia" w:eastAsia="FangSong" w:ascii="Times New Roman" w:hAnsi="Times New Roman"/>
+          <w:b w:val="0"/>
+          <w:i w:val="0"/>
           <w:iCs/>
+          <w:sz w:val="21"/>
         </w:rPr>
         <w:t xml:space="preserve">外力作用下金属晶体（a）和离子晶体（b）内部结构的变化——金属晶体中离子层滑动时自由电子起胶合作用，键不断裂；离子晶体中同号电荷靠近产生巨大斥力，导致碎裂（普化原理第4版</w:t>
       </w:r>
       <w:r>
         <w:rPr>
-          <w:i/>
+          <w:b w:val="0"/>
+          <w:i w:val="0"/>
           <w:iCs/>
-        </w:rPr>
-        <w:t xml:space="preserve"> </w:t>
-      </w:r>
-      <w:r>
-        <w:rPr>
-          <w:rFonts w:hint="eastAsia" w:eastAsia="SimSun" w:ascii="Times New Roman" w:hAnsi="Times New Roman"/>
-          <w:i/>
+          <w:sz w:val="21"/>
+        </w:rPr>
+        <w:t xml:space="preserve"> </w:t>
+      </w:r>
+      <w:r>
+        <w:rPr>
+          <w:rFonts w:hint="eastAsia" w:eastAsia="FangSong" w:ascii="Times New Roman" w:hAnsi="Times New Roman"/>
+          <w:b w:val="0"/>
+          <w:i w:val="0"/>
           <w:iCs/>
+          <w:sz w:val="21"/>
         </w:rPr>
         <w:t xml:space="preserve">图12.24）</w:t>
       </w:r>
     </w:p>
-    <w:bookmarkEnd w:id="11"/>
-    <w:bookmarkEnd w:id="12"/>
-    <w:bookmarkStart w:id="15" w:name="能带理论从分子轨道到能带"/>
+    <w:bookmarkEnd w:id="14"/>
+    <w:bookmarkEnd w:id="15"/>
+    <w:bookmarkStart w:id="21" w:name="能带理论从分子轨道到能带"/>
     <w:p>
       <w:pPr>
         <w:pStyle w:val="Heading3"/>
@@ -948,7 +999,7 @@
         <w:t xml:space="preserve">能带理论是分子轨道理论在金属晶体中的自然推广。</w:t>
       </w:r>
     </w:p>
-    <w:bookmarkStart w:id="13" w:name="基本思想"/>
+    <w:bookmarkStart w:id="16" w:name="基本思想"/>
     <w:p>
       <w:pPr>
         <w:pStyle w:val="Heading4"/>
@@ -1282,7 +1333,7 @@
           <w:p>
             <w:pPr>
               <w:pStyle w:val="Compact"/>
-              <w:jc w:val="left"/>
+              <w:jc w:val="center"/>
             </w:pPr>
             <w:r>
               <w:rPr>
@@ -1298,7 +1349,7 @@
           <w:p>
             <w:pPr>
               <w:pStyle w:val="Compact"/>
-              <w:jc w:val="left"/>
+              <w:jc w:val="center"/>
             </w:pPr>
             <w:r>
               <w:rPr>
@@ -1314,7 +1365,7 @@
           <w:p>
             <w:pPr>
               <w:pStyle w:val="Compact"/>
-              <w:jc w:val="left"/>
+              <w:jc w:val="center"/>
             </w:pPr>
             <w:r>
               <w:rPr>
@@ -1332,7 +1383,7 @@
           <w:p>
             <w:pPr>
               <w:pStyle w:val="Compact"/>
-              <w:jc w:val="left"/>
+              <w:jc w:val="center"/>
             </w:pPr>
             <w:r>
               <w:rPr>
@@ -1349,7 +1400,7 @@
           <w:p>
             <w:pPr>
               <w:pStyle w:val="Compact"/>
-              <w:jc w:val="left"/>
+              <w:jc w:val="center"/>
             </w:pPr>
             <w:r>
               <w:rPr>
@@ -1364,7 +1415,7 @@
           <w:p>
             <w:pPr>
               <w:pStyle w:val="Compact"/>
-              <w:jc w:val="left"/>
+              <w:jc w:val="center"/>
             </w:pPr>
             <w:r>
               <w:rPr>
@@ -1399,7 +1450,7 @@
           <w:p>
             <w:pPr>
               <w:pStyle w:val="Compact"/>
-              <w:jc w:val="left"/>
+              <w:jc w:val="center"/>
             </w:pPr>
             <w:r>
               <w:rPr>
@@ -1416,7 +1467,7 @@
           <w:p>
             <w:pPr>
               <w:pStyle w:val="Compact"/>
-              <w:jc w:val="left"/>
+              <w:jc w:val="center"/>
             </w:pPr>
             <w:r>
               <w:rPr>
@@ -1431,7 +1482,7 @@
           <w:p>
             <w:pPr>
               <w:pStyle w:val="Compact"/>
-              <w:jc w:val="left"/>
+              <w:jc w:val="center"/>
             </w:pPr>
             <w:r>
               <w:rPr>
@@ -1466,7 +1517,7 @@
           <w:p>
             <w:pPr>
               <w:pStyle w:val="Compact"/>
-              <w:jc w:val="left"/>
+              <w:jc w:val="center"/>
             </w:pPr>
             <w:r>
               <w:rPr>
@@ -1483,7 +1534,7 @@
           <w:p>
             <w:pPr>
               <w:pStyle w:val="Compact"/>
-              <w:jc w:val="left"/>
+              <w:jc w:val="center"/>
             </w:pPr>
             <w:r>
               <w:rPr>
@@ -1498,7 +1549,7 @@
           <w:p>
             <w:pPr>
               <w:pStyle w:val="Compact"/>
-              <w:jc w:val="left"/>
+              <w:jc w:val="center"/>
             </w:pPr>
             <w:r>
               <w:rPr>
@@ -1553,8 +1604,8 @@
         <w:t xml:space="preserve">（禁带宽度）。带隙的大小决定材料的导电性质。</w:t>
       </w:r>
     </w:p>
-    <w:bookmarkEnd w:id="13"/>
-    <w:bookmarkStart w:id="14" w:name="导体半导体绝缘体"/>
+    <w:bookmarkEnd w:id="16"/>
+    <w:bookmarkStart w:id="20" w:name="导体半导体绝缘体"/>
     <w:p>
       <w:pPr>
         <w:pStyle w:val="Heading4"/>
@@ -1588,7 +1639,7 @@
           <w:p>
             <w:pPr>
               <w:pStyle w:val="Compact"/>
-              <w:jc w:val="left"/>
+              <w:jc w:val="center"/>
             </w:pPr>
             <w:r>
               <w:rPr>
@@ -1604,7 +1655,7 @@
           <w:p>
             <w:pPr>
               <w:pStyle w:val="Compact"/>
-              <w:jc w:val="left"/>
+              <w:jc w:val="center"/>
             </w:pPr>
             <w:r>
               <w:rPr>
@@ -1636,7 +1687,7 @@
           <w:p>
             <w:pPr>
               <w:pStyle w:val="Compact"/>
-              <w:jc w:val="left"/>
+              <w:jc w:val="center"/>
             </w:pPr>
             <w:r>
               <w:rPr>
@@ -1654,7 +1705,7 @@
           <w:p>
             <w:pPr>
               <w:pStyle w:val="Compact"/>
-              <w:jc w:val="left"/>
+              <w:jc w:val="center"/>
             </w:pPr>
             <w:r>
               <w:rPr>
@@ -1671,7 +1722,7 @@
           <w:p>
             <w:pPr>
               <w:pStyle w:val="Compact"/>
-              <w:jc w:val="left"/>
+              <w:jc w:val="center"/>
             </w:pPr>
             <w:r>
               <w:rPr>
@@ -1701,7 +1752,7 @@
           <w:p>
             <w:pPr>
               <w:pStyle w:val="Compact"/>
-              <w:jc w:val="left"/>
+              <w:jc w:val="center"/>
             </w:pPr>
             <w:r>
               <w:rPr>
@@ -1718,7 +1769,7 @@
           <w:p>
             <w:pPr>
               <w:pStyle w:val="Compact"/>
-              <w:jc w:val="left"/>
+              <w:jc w:val="center"/>
             </w:pPr>
             <w:r>
               <w:rPr>
@@ -1735,7 +1786,7 @@
           <w:p>
             <w:pPr>
               <w:pStyle w:val="Compact"/>
-              <w:jc w:val="left"/>
+              <w:jc w:val="center"/>
             </w:pPr>
             <w:r>
               <w:rPr>
@@ -1777,7 +1828,7 @@
           <w:p>
             <w:pPr>
               <w:pStyle w:val="Compact"/>
-              <w:jc w:val="left"/>
+              <w:jc w:val="center"/>
             </w:pPr>
             <w:r>
               <w:rPr>
@@ -1818,7 +1869,7 @@
           <w:p>
             <w:pPr>
               <w:pStyle w:val="Compact"/>
-              <w:jc w:val="left"/>
+              <w:jc w:val="center"/>
             </w:pPr>
             <w:r>
               <w:rPr>
@@ -1835,7 +1886,7 @@
           <w:p>
             <w:pPr>
               <w:pStyle w:val="Compact"/>
-              <w:jc w:val="left"/>
+              <w:jc w:val="center"/>
             </w:pPr>
             <w:r>
               <w:rPr>
@@ -1877,7 +1928,7 @@
           <w:p>
             <w:pPr>
               <w:pStyle w:val="Compact"/>
-              <w:jc w:val="left"/>
+              <w:jc w:val="center"/>
             </w:pPr>
             <w:r>
               <w:rPr>
@@ -1906,12 +1957,6 @@
         <w:pStyle w:val="BlockText"/>
       </w:pPr>
       <w:r>
-        <w:t xml:space="preserve">💡</w:t>
-      </w:r>
-      <w:r>
-        <w:t xml:space="preserve"> </w:t>
-      </w:r>
-      <w:r>
         <w:rPr>
           <w:rFonts w:hint="eastAsia" w:eastAsia="SimSun" w:ascii="Times New Roman" w:hAnsi="Times New Roman"/>
           <w:b/>
@@ -1929,196 +1974,286 @@
     <w:p>
       <w:pPr>
         <w:pStyle w:val="FirstParagraph"/>
-      </w:pPr>
-      <w:r>
-        <w:t xml:space="preserve">!Li₂ → Liₙ </w:t>
-      </w:r>
-      <w:r>
-        <w:rPr>
-          <w:rFonts w:hint="eastAsia" w:eastAsia="SimSun" w:ascii="Times New Roman" w:hAnsi="Times New Roman"/>
-        </w:rPr>
-        <w:t xml:space="preserve">能带形成示意图</w:t>
-      </w:r>
-      <w:r>
-        <w:t xml:space="preserve"> </w:t>
-      </w:r>
-      <w:r>
-        <w:rPr>
-          <w:rFonts w:hint="eastAsia" w:eastAsia="SimSun" w:ascii="Times New Roman" w:hAnsi="Times New Roman"/>
-          <w:i/>
+        <w:jc w:val="center"/>
+      </w:pPr>
+      <w:r>
+        <w:rPr>
+          <w:b w:val="0"/>
+          <w:i w:val="0"/>
+          <w:sz w:val="21"/>
+        </w:rPr>
+        <w:drawing>
+          <wp:inline>
+            <wp:extent cx="5334000" cy="3561547"/>
+            <wp:effectExtent b="0" l="0" r="0" t="0"/>
+            <wp:docPr descr="Li₂ → Liₙ 能带形成示意图" title="" id="18" name="Picture"/>
+            <a:graphic>
+              <a:graphicData uri="http://schemas.openxmlformats.org/drawingml/2006/picture">
+                <pic:pic>
+                  <pic:nvPicPr>
+                    <pic:cNvPr descr="media/12-25-li2-to-lin-band-formation.jpg" id="19" name="Picture"/>
+                    <pic:cNvPicPr>
+                      <a:picLocks noChangeArrowheads="1" noChangeAspect="1"/>
+                    </pic:cNvPicPr>
+                  </pic:nvPicPr>
+                  <pic:blipFill>
+                    <a:blip r:embed="rId17"/>
+                    <a:stretch>
+                      <a:fillRect/>
+                    </a:stretch>
+                  </pic:blipFill>
+                  <pic:spPr bwMode="auto">
+                    <a:xfrm>
+                      <a:off x="0" y="0"/>
+                      <a:ext cx="5334000" cy="3561547"/>
+                    </a:xfrm>
+                    <a:prstGeom prst="rect">
+                      <a:avLst/>
+                    </a:prstGeom>
+                    <a:noFill/>
+                    <a:ln w="9525">
+                      <a:noFill/>
+                      <a:headEnd/>
+                      <a:tailEnd/>
+                    </a:ln>
+                  </pic:spPr>
+                </pic:pic>
+              </a:graphicData>
+            </a:graphic>
+          </wp:inline>
+        </w:drawing>
+      </w:r>
+      <w:r>
+        <w:rPr>
+          <w:b w:val="0"/>
+          <w:i w:val="0"/>
+          <w:sz w:val="21"/>
+        </w:rPr>
+        <w:t xml:space="preserve"> </w:t>
+      </w:r>
+      <w:r>
+        <w:rPr>
+          <w:rFonts w:hint="eastAsia" w:eastAsia="FangSong" w:ascii="Times New Roman" w:hAnsi="Times New Roman"/>
+          <w:b w:val="0"/>
+          <w:i w:val="0"/>
           <w:iCs/>
+          <w:sz w:val="21"/>
         </w:rPr>
         <w:t xml:space="preserve">图</w:t>
       </w:r>
       <w:r>
         <w:rPr>
-          <w:i/>
+          <w:b w:val="0"/>
+          <w:i w:val="0"/>
           <w:iCs/>
-        </w:rPr>
-        <w:t xml:space="preserve"> </w:t>
-      </w:r>
-      <w:r>
-        <w:rPr>
-          <w:rFonts w:hint="eastAsia" w:eastAsia="SimSun" w:ascii="Times New Roman" w:hAnsi="Times New Roman"/>
-          <w:i/>
+          <w:sz w:val="21"/>
+        </w:rPr>
+        <w:t xml:space="preserve"> </w:t>
+      </w:r>
+      <w:r>
+        <w:rPr>
+          <w:rFonts w:hint="eastAsia" w:eastAsia="FangSong" w:ascii="Times New Roman" w:hAnsi="Times New Roman"/>
+          <w:b w:val="0"/>
+          <w:i w:val="0"/>
           <w:iCs/>
+          <w:sz w:val="21"/>
         </w:rPr>
         <w:t xml:space="preserve">从</w:t>
       </w:r>
       <w:r>
         <w:rPr>
-          <w:i/>
+          <w:b w:val="0"/>
+          <w:i w:val="0"/>
           <w:iCs/>
+          <w:sz w:val="21"/>
         </w:rPr>
         <w:t xml:space="preserve"> Li₂ </w:t>
       </w:r>
       <w:r>
         <w:rPr>
-          <w:rFonts w:hint="eastAsia" w:eastAsia="SimSun" w:ascii="Times New Roman" w:hAnsi="Times New Roman"/>
-          <w:i/>
+          <w:rFonts w:hint="eastAsia" w:eastAsia="FangSong" w:ascii="Times New Roman" w:hAnsi="Times New Roman"/>
+          <w:b w:val="0"/>
+          <w:i w:val="0"/>
           <w:iCs/>
+          <w:sz w:val="21"/>
         </w:rPr>
         <w:t xml:space="preserve">双原子分子的分子轨道到</w:t>
       </w:r>
       <w:r>
         <w:rPr>
-          <w:i/>
+          <w:b w:val="0"/>
+          <w:i w:val="0"/>
           <w:iCs/>
+          <w:sz w:val="21"/>
         </w:rPr>
         <w:t xml:space="preserve"> Liₙ </w:t>
       </w:r>
       <w:r>
         <w:rPr>
-          <w:rFonts w:hint="eastAsia" w:eastAsia="SimSun" w:ascii="Times New Roman" w:hAnsi="Times New Roman"/>
-          <w:i/>
+          <w:rFonts w:hint="eastAsia" w:eastAsia="FangSong" w:ascii="Times New Roman" w:hAnsi="Times New Roman"/>
+          <w:b w:val="0"/>
+          <w:i w:val="0"/>
           <w:iCs/>
+          <w:sz w:val="21"/>
         </w:rPr>
         <w:t xml:space="preserve">金属能带的形成——随着原子数</w:t>
       </w:r>
       <w:r>
         <w:rPr>
-          <w:i/>
+          <w:b w:val="0"/>
+          <w:i w:val="0"/>
           <w:iCs/>
+          <w:sz w:val="21"/>
         </w:rPr>
         <w:t xml:space="preserve"> n </w:t>
       </w:r>
       <w:r>
         <w:rPr>
-          <w:rFonts w:hint="eastAsia" w:eastAsia="SimSun" w:ascii="Times New Roman" w:hAnsi="Times New Roman"/>
-          <w:i/>
+          <w:rFonts w:hint="eastAsia" w:eastAsia="FangSong" w:ascii="Times New Roman" w:hAnsi="Times New Roman"/>
+          <w:b w:val="0"/>
+          <w:i w:val="0"/>
           <w:iCs/>
+          <w:sz w:val="21"/>
         </w:rPr>
         <w:t xml:space="preserve">增大，离散的分子轨道能级逐渐展宽为连续的能带；Li</w:t>
       </w:r>
       <w:r>
         <w:rPr>
-          <w:i/>
+          <w:b w:val="0"/>
+          <w:i w:val="0"/>
           <w:iCs/>
-        </w:rPr>
-        <w:t xml:space="preserve"> </w:t>
-      </w:r>
-      <w:r>
-        <w:rPr>
-          <w:rFonts w:hint="eastAsia" w:eastAsia="SimSun" w:ascii="Times New Roman" w:hAnsi="Times New Roman"/>
-          <w:i/>
+          <w:sz w:val="21"/>
+        </w:rPr>
+        <w:t xml:space="preserve"> </w:t>
+      </w:r>
+      <w:r>
+        <w:rPr>
+          <w:rFonts w:hint="eastAsia" w:eastAsia="FangSong" w:ascii="Times New Roman" w:hAnsi="Times New Roman"/>
+          <w:b w:val="0"/>
+          <w:i w:val="0"/>
           <w:iCs/>
+          <w:sz w:val="21"/>
         </w:rPr>
         <w:t xml:space="preserve">的</w:t>
       </w:r>
       <w:r>
         <w:rPr>
-          <w:i/>
+          <w:b w:val="0"/>
+          <w:i w:val="0"/>
           <w:iCs/>
+          <w:sz w:val="21"/>
         </w:rPr>
         <w:t xml:space="preserve"> 2s </w:t>
       </w:r>
       <w:r>
         <w:rPr>
-          <w:rFonts w:hint="eastAsia" w:eastAsia="SimSun" w:ascii="Times New Roman" w:hAnsi="Times New Roman"/>
-          <w:i/>
+          <w:rFonts w:hint="eastAsia" w:eastAsia="FangSong" w:ascii="Times New Roman" w:hAnsi="Times New Roman"/>
+          <w:b w:val="0"/>
+          <w:i w:val="0"/>
           <w:iCs/>
+          <w:sz w:val="21"/>
         </w:rPr>
         <w:t xml:space="preserve">能带仅半满（每个</w:t>
       </w:r>
       <w:r>
         <w:rPr>
-          <w:i/>
+          <w:b w:val="0"/>
+          <w:i w:val="0"/>
           <w:iCs/>
+          <w:sz w:val="21"/>
         </w:rPr>
         <w:t xml:space="preserve"> Li </w:t>
       </w:r>
       <w:r>
         <w:rPr>
-          <w:rFonts w:hint="eastAsia" w:eastAsia="SimSun" w:ascii="Times New Roman" w:hAnsi="Times New Roman"/>
-          <w:i/>
+          <w:rFonts w:hint="eastAsia" w:eastAsia="FangSong" w:ascii="Times New Roman" w:hAnsi="Times New Roman"/>
+          <w:b w:val="0"/>
+          <w:i w:val="0"/>
           <w:iCs/>
+          <w:sz w:val="21"/>
         </w:rPr>
         <w:t xml:space="preserve">提供</w:t>
       </w:r>
       <w:r>
         <w:rPr>
-          <w:i/>
+          <w:b w:val="0"/>
+          <w:i w:val="0"/>
           <w:iCs/>
+          <w:sz w:val="21"/>
         </w:rPr>
         <w:t xml:space="preserve"> 1 </w:t>
       </w:r>
       <w:r>
         <w:rPr>
-          <w:rFonts w:hint="eastAsia" w:eastAsia="SimSun" w:ascii="Times New Roman" w:hAnsi="Times New Roman"/>
-          <w:i/>
+          <w:rFonts w:hint="eastAsia" w:eastAsia="FangSong" w:ascii="Times New Roman" w:hAnsi="Times New Roman"/>
+          <w:b w:val="0"/>
+          <w:i w:val="0"/>
           <w:iCs/>
+          <w:sz w:val="21"/>
         </w:rPr>
         <w:t xml:space="preserve">个</w:t>
       </w:r>
       <w:r>
         <w:rPr>
-          <w:i/>
+          <w:b w:val="0"/>
+          <w:i w:val="0"/>
           <w:iCs/>
+          <w:sz w:val="21"/>
         </w:rPr>
         <w:t xml:space="preserve"> 2s </w:t>
       </w:r>
       <w:r>
         <w:rPr>
-          <w:rFonts w:hint="eastAsia" w:eastAsia="SimSun" w:ascii="Times New Roman" w:hAnsi="Times New Roman"/>
-          <w:i/>
+          <w:rFonts w:hint="eastAsia" w:eastAsia="FangSong" w:ascii="Times New Roman" w:hAnsi="Times New Roman"/>
+          <w:b w:val="0"/>
+          <w:i w:val="0"/>
           <w:iCs/>
+          <w:sz w:val="21"/>
         </w:rPr>
         <w:t xml:space="preserve">电子），故为导体。此图直观展示了</w:t>
       </w:r>
       <w:r>
         <w:rPr>
-          <w:i/>
+          <w:b w:val="0"/>
+          <w:i w:val="0"/>
           <w:iCs/>
+          <w:sz w:val="21"/>
         </w:rPr>
         <w:t xml:space="preserve"> MO → </w:t>
       </w:r>
       <w:r>
         <w:rPr>
-          <w:rFonts w:hint="eastAsia" w:eastAsia="SimSun" w:ascii="Times New Roman" w:hAnsi="Times New Roman"/>
-          <w:i/>
+          <w:rFonts w:hint="eastAsia" w:eastAsia="FangSong" w:ascii="Times New Roman" w:hAnsi="Times New Roman"/>
+          <w:b w:val="0"/>
+          <w:i w:val="0"/>
           <w:iCs/>
+          <w:sz w:val="21"/>
         </w:rPr>
         <w:t xml:space="preserve">能带的过渡（普化原理第4版</w:t>
       </w:r>
       <w:r>
         <w:rPr>
-          <w:i/>
+          <w:b w:val="0"/>
+          <w:i w:val="0"/>
           <w:iCs/>
-        </w:rPr>
-        <w:t xml:space="preserve"> </w:t>
-      </w:r>
-      <w:r>
-        <w:rPr>
-          <w:rFonts w:hint="eastAsia" w:eastAsia="SimSun" w:ascii="Times New Roman" w:hAnsi="Times New Roman"/>
-          <w:i/>
+          <w:sz w:val="21"/>
+        </w:rPr>
+        <w:t xml:space="preserve"> </w:t>
+      </w:r>
+      <w:r>
+        <w:rPr>
+          <w:rFonts w:hint="eastAsia" w:eastAsia="FangSong" w:ascii="Times New Roman" w:hAnsi="Times New Roman"/>
+          <w:b w:val="0"/>
+          <w:i w:val="0"/>
           <w:iCs/>
+          <w:sz w:val="21"/>
         </w:rPr>
         <w:t xml:space="preserve">图12.25）</w:t>
       </w:r>
     </w:p>
-    <w:bookmarkEnd w:id="14"/>
-    <w:bookmarkEnd w:id="15"/>
-    <w:bookmarkStart w:id="16" w:name="原子化热金属键强弱的量度"/>
+    <w:bookmarkEnd w:id="20"/>
+    <w:bookmarkEnd w:id="21"/>
+    <w:bookmarkStart w:id="22" w:name="原子化热金属键强弱的量度"/>
     <w:p>
       <w:pPr>
         <w:pStyle w:val="Heading3"/>
@@ -2261,6 +2396,12 @@
       <m:oMathPara>
         <m:oMathParaPr>
           <m:jc m:val="center"/>
+          <m:ctrlPr>
+            <w:rPr>
+              <w:sz w:val="28"/>
+              <w:szCs w:val="28"/>
+            </w:rPr>
+          </m:ctrlPr>
         </m:oMathParaPr>
         <m:oMath>
           <m:r>
@@ -2347,7 +2488,7 @@
           <w:p>
             <w:pPr>
               <w:pStyle w:val="Compact"/>
-              <w:jc w:val="left"/>
+              <w:jc w:val="center"/>
             </w:pPr>
             <w:r>
               <w:rPr>
@@ -2427,7 +2568,7 @@
           <w:p>
             <w:pPr>
               <w:pStyle w:val="Compact"/>
-              <w:jc w:val="left"/>
+              <w:jc w:val="center"/>
             </w:pPr>
             <w:r>
               <w:rPr>
@@ -2489,7 +2630,7 @@
           <w:p>
             <w:pPr>
               <w:pStyle w:val="Compact"/>
-              <w:jc w:val="left"/>
+              <w:jc w:val="center"/>
             </w:pPr>
             <w:r>
               <w:rPr>
@@ -2551,7 +2692,7 @@
           <w:p>
             <w:pPr>
               <w:pStyle w:val="Compact"/>
-              <w:jc w:val="left"/>
+              <w:jc w:val="center"/>
             </w:pPr>
             <w:r>
               <w:rPr>
@@ -2613,7 +2754,7 @@
           <w:p>
             <w:pPr>
               <w:pStyle w:val="Compact"/>
-              <w:jc w:val="left"/>
+              <w:jc w:val="center"/>
             </w:pPr>
             <w:r>
               <w:rPr>
@@ -2687,7 +2828,7 @@
           <w:p>
             <w:pPr>
               <w:pStyle w:val="Compact"/>
-              <w:jc w:val="left"/>
+              <w:jc w:val="center"/>
             </w:pPr>
             <w:r>
               <w:rPr>
@@ -2749,7 +2890,7 @@
           <w:p>
             <w:pPr>
               <w:pStyle w:val="Compact"/>
-              <w:jc w:val="left"/>
+              <w:jc w:val="center"/>
             </w:pPr>
             <w:r>
               <w:rPr>
@@ -2822,12 +2963,6 @@
       <w:pPr>
         <w:pStyle w:val="BlockText"/>
       </w:pPr>
-      <w:r>
-        <w:t xml:space="preserve">⚠️</w:t>
-      </w:r>
-      <w:r>
-        <w:t xml:space="preserve"> </w:t>
-      </w:r>
       <w:r>
         <w:rPr>
           <w:rFonts w:hint="eastAsia" w:eastAsia="SimSun" w:ascii="Times New Roman" w:hAnsi="Times New Roman"/>
@@ -2877,9 +3012,9 @@
         </w:pict>
       </w:r>
     </w:p>
-    <w:bookmarkEnd w:id="16"/>
-    <w:bookmarkEnd w:id="17"/>
-    <w:bookmarkStart w:id="31" w:name="二规律与方法"/>
+    <w:bookmarkEnd w:id="22"/>
+    <w:bookmarkEnd w:id="23"/>
+    <w:bookmarkStart w:id="70" w:name="二规律与方法"/>
     <w:p>
       <w:pPr>
         <w:pStyle w:val="Heading2"/>
@@ -2891,7 +3026,7 @@
         <w:t xml:space="preserve">二、规律与方法</w:t>
       </w:r>
     </w:p>
-    <w:bookmarkStart w:id="23" w:name="金属晶体堆积模型"/>
+    <w:bookmarkStart w:id="53" w:name="金属晶体堆积模型"/>
     <w:p>
       <w:pPr>
         <w:pStyle w:val="Heading3"/>
@@ -2940,7 +3075,7 @@
         <w:t xml:space="preserve">的最密堆积。</w:t>
       </w:r>
     </w:p>
-    <w:bookmarkStart w:id="18" w:name="简单立方堆积simple-cubic-sc"/>
+    <w:bookmarkStart w:id="24" w:name="简单立方堆积simple-cubic-sc"/>
     <w:p>
       <w:pPr>
         <w:pStyle w:val="Heading4"/>
@@ -3079,8 +3214,8 @@
         <w:t xml:space="preserve">-Po</w:t>
       </w:r>
     </w:p>
-    <w:bookmarkEnd w:id="18"/>
-    <w:bookmarkStart w:id="19" w:name="体心立方堆积body-centered-cubic-bcc-a₂型"/>
+    <w:bookmarkEnd w:id="24"/>
+    <w:bookmarkStart w:id="25" w:name="体心立方堆积body-centered-cubic-bcc-a₂型"/>
     <w:p>
       <w:pPr>
         <w:pStyle w:val="Heading4"/>
@@ -3288,8 +3423,8 @@
         <w:t xml:space="preserve">-Fe</w:t>
       </w:r>
     </w:p>
-    <w:bookmarkEnd w:id="19"/>
-    <w:bookmarkStart w:id="20" w:name="面心立方最密堆积face-centered-cubic-fcc-ccp-a₁型"/>
+    <w:bookmarkEnd w:id="25"/>
+    <w:bookmarkStart w:id="32" w:name="面心立方最密堆积face-centered-cubic-fcc-ccp-a₁型"/>
     <w:p>
       <w:pPr>
         <w:pStyle w:val="Heading4"/>
@@ -3515,6 +3650,14 @@
         <w:t xml:space="preserve"> </w:t>
       </w:r>
       <m:oMath>
+        <m:oMathPr>
+          <m:ctrlPr>
+            <w:rPr>
+              <w:sz w:val="28"/>
+              <w:szCs w:val="28"/>
+            </w:rPr>
+          </m:ctrlPr>
+        </m:oMathPr>
         <m:r>
           <m:t>8</m:t>
         </m:r>
@@ -3559,6 +3702,14 @@
         <w:t xml:space="preserve"> </w:t>
       </w:r>
       <m:oMath>
+        <m:oMathPr>
+          <m:ctrlPr>
+            <w:rPr>
+              <w:sz w:val="28"/>
+              <w:szCs w:val="28"/>
+            </w:rPr>
+          </m:ctrlPr>
+        </m:oMathPr>
         <m:r>
           <m:t>6</m:t>
         </m:r>
@@ -3632,105 +3783,207 @@
     <w:p>
       <w:pPr>
         <w:pStyle w:val="FirstParagraph"/>
-      </w:pPr>
-      <w:r>
-        <w:t xml:space="preserve">!FCC </w:t>
-      </w:r>
-      <w:r>
-        <w:rPr>
-          <w:rFonts w:hint="eastAsia" w:eastAsia="SimSun" w:ascii="Times New Roman" w:hAnsi="Times New Roman"/>
-        </w:rPr>
-        <w:t xml:space="preserve">面心立方密堆积</w:t>
-      </w:r>
-      <w:r>
-        <w:t xml:space="preserve"> ABCABC……</w:t>
-      </w:r>
-      <w:r>
-        <w:t xml:space="preserve"> </w:t>
-      </w:r>
-      <w:r>
-        <w:t xml:space="preserve">!FCC </w:t>
-      </w:r>
-      <w:r>
-        <w:rPr>
-          <w:rFonts w:hint="eastAsia" w:eastAsia="SimSun" w:ascii="Times New Roman" w:hAnsi="Times New Roman"/>
-        </w:rPr>
-        <w:t xml:space="preserve">面心立方晶胞的取出</w:t>
-      </w:r>
-      <w:r>
-        <w:t xml:space="preserve"> </w:t>
-      </w:r>
-      <w:r>
-        <w:rPr>
-          <w:rFonts w:hint="eastAsia" w:eastAsia="SimSun" w:ascii="Times New Roman" w:hAnsi="Times New Roman"/>
-          <w:i/>
+        <w:jc w:val="center"/>
+      </w:pPr>
+      <w:r>
+        <w:rPr>
+          <w:b w:val="0"/>
+          <w:i w:val="0"/>
+          <w:sz w:val="21"/>
+        </w:rPr>
+        <w:drawing>
+          <wp:inline>
+            <wp:extent cx="2679700" cy="2463800"/>
+            <wp:effectExtent b="0" l="0" r="0" t="0"/>
+            <wp:docPr descr="FCC 面心立方密堆积 ABCABC……" title="" id="27" name="Picture"/>
+            <a:graphic>
+              <a:graphicData uri="http://schemas.openxmlformats.org/drawingml/2006/picture">
+                <pic:pic>
+                  <pic:nvPicPr>
+                    <pic:cNvPr descr="media/13-9c-fcc-stacking-layer-sequence-abcabc.jpg" id="28" name="Picture"/>
+                    <pic:cNvPicPr>
+                      <a:picLocks noChangeArrowheads="1" noChangeAspect="1"/>
+                    </pic:cNvPicPr>
+                  </pic:nvPicPr>
+                  <pic:blipFill>
+                    <a:blip r:embed="rId26"/>
+                    <a:stretch>
+                      <a:fillRect/>
+                    </a:stretch>
+                  </pic:blipFill>
+                  <pic:spPr bwMode="auto">
+                    <a:xfrm>
+                      <a:off x="0" y="0"/>
+                      <a:ext cx="2679700" cy="2463800"/>
+                    </a:xfrm>
+                    <a:prstGeom prst="rect">
+                      <a:avLst/>
+                    </a:prstGeom>
+                    <a:noFill/>
+                    <a:ln w="9525">
+                      <a:noFill/>
+                      <a:headEnd/>
+                      <a:tailEnd/>
+                    </a:ln>
+                  </pic:spPr>
+                </pic:pic>
+              </a:graphicData>
+            </a:graphic>
+          </wp:inline>
+        </w:drawing>
+      </w:r>
+      <w:r>
+        <w:rPr>
+          <w:b w:val="0"/>
+          <w:i w:val="0"/>
+          <w:sz w:val="21"/>
+        </w:rPr>
+        <w:t xml:space="preserve"> </w:t>
+      </w:r>
+      <w:r>
+        <w:rPr>
+          <w:b w:val="0"/>
+          <w:i w:val="0"/>
+          <w:sz w:val="21"/>
+        </w:rPr>
+        <w:drawing>
+          <wp:inline>
+            <wp:extent cx="1587500" cy="3136900"/>
+            <wp:effectExtent b="0" l="0" r="0" t="0"/>
+            <wp:docPr descr="FCC 面心立方晶胞的取出" title="" id="30" name="Picture"/>
+            <a:graphic>
+              <a:graphicData uri="http://schemas.openxmlformats.org/drawingml/2006/picture">
+                <pic:pic>
+                  <pic:nvPicPr>
+                    <pic:cNvPr descr="media/13-9a-fcc-close-packing-abcabc-stacking.jpg" id="31" name="Picture"/>
+                    <pic:cNvPicPr>
+                      <a:picLocks noChangeArrowheads="1" noChangeAspect="1"/>
+                    </pic:cNvPicPr>
+                  </pic:nvPicPr>
+                  <pic:blipFill>
+                    <a:blip r:embed="rId29"/>
+                    <a:stretch>
+                      <a:fillRect/>
+                    </a:stretch>
+                  </pic:blipFill>
+                  <pic:spPr bwMode="auto">
+                    <a:xfrm>
+                      <a:off x="0" y="0"/>
+                      <a:ext cx="1587500" cy="3136900"/>
+                    </a:xfrm>
+                    <a:prstGeom prst="rect">
+                      <a:avLst/>
+                    </a:prstGeom>
+                    <a:noFill/>
+                    <a:ln w="9525">
+                      <a:noFill/>
+                      <a:headEnd/>
+                      <a:tailEnd/>
+                    </a:ln>
+                  </pic:spPr>
+                </pic:pic>
+              </a:graphicData>
+            </a:graphic>
+          </wp:inline>
+        </w:drawing>
+      </w:r>
+      <w:r>
+        <w:rPr>
+          <w:b w:val="0"/>
+          <w:i w:val="0"/>
+          <w:sz w:val="21"/>
+        </w:rPr>
+        <w:t xml:space="preserve"> </w:t>
+      </w:r>
+      <w:r>
+        <w:rPr>
+          <w:rFonts w:hint="eastAsia" w:eastAsia="FangSong" w:ascii="Times New Roman" w:hAnsi="Times New Roman"/>
+          <w:b w:val="0"/>
+          <w:i w:val="0"/>
           <w:iCs/>
+          <w:sz w:val="21"/>
         </w:rPr>
         <w:t xml:space="preserve">图</w:t>
       </w:r>
       <w:r>
         <w:rPr>
-          <w:i/>
+          <w:b w:val="0"/>
+          <w:i w:val="0"/>
           <w:iCs/>
-        </w:rPr>
-        <w:t xml:space="preserve"> </w:t>
-      </w:r>
-      <w:r>
-        <w:rPr>
-          <w:rFonts w:hint="eastAsia" w:eastAsia="SimSun" w:ascii="Times New Roman" w:hAnsi="Times New Roman"/>
-          <w:i/>
+          <w:sz w:val="21"/>
+        </w:rPr>
+        <w:t xml:space="preserve"> </w:t>
+      </w:r>
+      <w:r>
+        <w:rPr>
+          <w:rFonts w:hint="eastAsia" w:eastAsia="FangSong" w:ascii="Times New Roman" w:hAnsi="Times New Roman"/>
+          <w:b w:val="0"/>
+          <w:i w:val="0"/>
           <w:iCs/>
+          <w:sz w:val="21"/>
         </w:rPr>
         <w:t xml:space="preserve">面心立方密堆积（FCC）——左：密置层按</w:t>
       </w:r>
       <w:r>
         <w:rPr>
-          <w:i/>
+          <w:b w:val="0"/>
+          <w:i w:val="0"/>
           <w:iCs/>
+          <w:sz w:val="21"/>
         </w:rPr>
         <w:t xml:space="preserve"> ABCABC… </w:t>
       </w:r>
       <w:r>
         <w:rPr>
-          <w:rFonts w:hint="eastAsia" w:eastAsia="SimSun" w:ascii="Times New Roman" w:hAnsi="Times New Roman"/>
-          <w:i/>
+          <w:rFonts w:hint="eastAsia" w:eastAsia="FangSong" w:ascii="Times New Roman" w:hAnsi="Times New Roman"/>
+          <w:b w:val="0"/>
+          <w:i w:val="0"/>
           <w:iCs/>
+          <w:sz w:val="21"/>
         </w:rPr>
         <w:t xml:space="preserve">方式重复堆叠；右：从</w:t>
       </w:r>
       <w:r>
         <w:rPr>
-          <w:i/>
+          <w:b w:val="0"/>
+          <w:i w:val="0"/>
           <w:iCs/>
+          <w:sz w:val="21"/>
         </w:rPr>
         <w:t xml:space="preserve"> FCC </w:t>
       </w:r>
       <w:r>
         <w:rPr>
-          <w:rFonts w:hint="eastAsia" w:eastAsia="SimSun" w:ascii="Times New Roman" w:hAnsi="Times New Roman"/>
-          <w:i/>
+          <w:rFonts w:hint="eastAsia" w:eastAsia="FangSong" w:ascii="Times New Roman" w:hAnsi="Times New Roman"/>
+          <w:b w:val="0"/>
+          <w:i w:val="0"/>
           <w:iCs/>
+          <w:sz w:val="21"/>
         </w:rPr>
         <w:t xml:space="preserve">结构中取出的面心立方晶胞（普化原理第4版</w:t>
       </w:r>
       <w:r>
         <w:rPr>
-          <w:i/>
+          <w:b w:val="0"/>
+          <w:i w:val="0"/>
           <w:iCs/>
-        </w:rPr>
-        <w:t xml:space="preserve"> </w:t>
-      </w:r>
-      <w:r>
-        <w:rPr>
-          <w:rFonts w:hint="eastAsia" w:eastAsia="SimSun" w:ascii="Times New Roman" w:hAnsi="Times New Roman"/>
-          <w:i/>
+          <w:sz w:val="21"/>
+        </w:rPr>
+        <w:t xml:space="preserve"> </w:t>
+      </w:r>
+      <w:r>
+        <w:rPr>
+          <w:rFonts w:hint="eastAsia" w:eastAsia="FangSong" w:ascii="Times New Roman" w:hAnsi="Times New Roman"/>
+          <w:b w:val="0"/>
+          <w:i w:val="0"/>
           <w:iCs/>
+          <w:sz w:val="21"/>
         </w:rPr>
         <w:t xml:space="preserve">图13.9a/c）</w:t>
       </w:r>
     </w:p>
-    <w:bookmarkEnd w:id="20"/>
-    <w:bookmarkStart w:id="21" w:name="六方最密堆积hexagonal-close-packed-hcp-a₃型"/>
+    <w:bookmarkEnd w:id="32"/>
+    <w:bookmarkStart w:id="39" w:name="六方最密堆积hexagonal-close-packed-hcp-a₃型"/>
     <w:p>
       <w:pPr>
         <w:pStyle w:val="Heading4"/>
@@ -3867,6 +4120,14 @@
         <w:t xml:space="preserve">，</w:t>
       </w:r>
       <m:oMath>
+        <m:oMathPr>
+          <m:ctrlPr>
+            <w:rPr>
+              <w:sz w:val="28"/>
+              <w:szCs w:val="28"/>
+            </w:rPr>
+          </m:ctrlPr>
+        </m:oMathPr>
         <m:r>
           <m:t>c</m:t>
         </m:r>
@@ -3957,105 +4218,207 @@
     <w:p>
       <w:pPr>
         <w:pStyle w:val="FirstParagraph"/>
-      </w:pPr>
-      <w:r>
-        <w:t xml:space="preserve">!HCP </w:t>
-      </w:r>
-      <w:r>
-        <w:rPr>
-          <w:rFonts w:hint="eastAsia" w:eastAsia="SimSun" w:ascii="Times New Roman" w:hAnsi="Times New Roman"/>
-        </w:rPr>
-        <w:t xml:space="preserve">六方密堆积</w:t>
-      </w:r>
-      <w:r>
-        <w:t xml:space="preserve"> ABAB……</w:t>
-      </w:r>
-      <w:r>
-        <w:t xml:space="preserve"> </w:t>
-      </w:r>
-      <w:r>
-        <w:t xml:space="preserve">!HCP </w:t>
-      </w:r>
-      <w:r>
-        <w:rPr>
-          <w:rFonts w:hint="eastAsia" w:eastAsia="SimSun" w:ascii="Times New Roman" w:hAnsi="Times New Roman"/>
-        </w:rPr>
-        <w:t xml:space="preserve">简单六方晶胞的取出</w:t>
-      </w:r>
-      <w:r>
-        <w:t xml:space="preserve"> </w:t>
-      </w:r>
-      <w:r>
-        <w:rPr>
-          <w:rFonts w:hint="eastAsia" w:eastAsia="SimSun" w:ascii="Times New Roman" w:hAnsi="Times New Roman"/>
-          <w:i/>
+        <w:jc w:val="center"/>
+      </w:pPr>
+      <w:r>
+        <w:rPr>
+          <w:b w:val="0"/>
+          <w:i w:val="0"/>
+          <w:sz w:val="21"/>
+        </w:rPr>
+        <w:drawing>
+          <wp:inline>
+            <wp:extent cx="2616200" cy="2400300"/>
+            <wp:effectExtent b="0" l="0" r="0" t="0"/>
+            <wp:docPr descr="HCP 六方密堆积 ABAB……" title="" id="34" name="Picture"/>
+            <a:graphic>
+              <a:graphicData uri="http://schemas.openxmlformats.org/drawingml/2006/picture">
+                <pic:pic>
+                  <pic:nvPicPr>
+                    <pic:cNvPr descr="media/13-9a-hcp-stacking-layer-sequence-abab.jpg" id="35" name="Picture"/>
+                    <pic:cNvPicPr>
+                      <a:picLocks noChangeArrowheads="1" noChangeAspect="1"/>
+                    </pic:cNvPicPr>
+                  </pic:nvPicPr>
+                  <pic:blipFill>
+                    <a:blip r:embed="rId33"/>
+                    <a:stretch>
+                      <a:fillRect/>
+                    </a:stretch>
+                  </pic:blipFill>
+                  <pic:spPr bwMode="auto">
+                    <a:xfrm>
+                      <a:off x="0" y="0"/>
+                      <a:ext cx="2616200" cy="2400300"/>
+                    </a:xfrm>
+                    <a:prstGeom prst="rect">
+                      <a:avLst/>
+                    </a:prstGeom>
+                    <a:noFill/>
+                    <a:ln w="9525">
+                      <a:noFill/>
+                      <a:headEnd/>
+                      <a:tailEnd/>
+                    </a:ln>
+                  </pic:spPr>
+                </pic:pic>
+              </a:graphicData>
+            </a:graphic>
+          </wp:inline>
+        </w:drawing>
+      </w:r>
+      <w:r>
+        <w:rPr>
+          <w:b w:val="0"/>
+          <w:i w:val="0"/>
+          <w:sz w:val="21"/>
+        </w:rPr>
+        <w:t xml:space="preserve"> </w:t>
+      </w:r>
+      <w:r>
+        <w:rPr>
+          <w:b w:val="0"/>
+          <w:i w:val="0"/>
+          <w:sz w:val="21"/>
+        </w:rPr>
+        <w:drawing>
+          <wp:inline>
+            <wp:extent cx="1511300" cy="2971800"/>
+            <wp:effectExtent b="0" l="0" r="0" t="0"/>
+            <wp:docPr descr="HCP 简单六方晶胞的取出" title="" id="37" name="Picture"/>
+            <a:graphic>
+              <a:graphicData uri="http://schemas.openxmlformats.org/drawingml/2006/picture">
+                <pic:pic>
+                  <pic:nvPicPr>
+                    <pic:cNvPr descr="media/13-9c-hcp-simple-hexagonal-unit-cell.jpg" id="38" name="Picture"/>
+                    <pic:cNvPicPr>
+                      <a:picLocks noChangeArrowheads="1" noChangeAspect="1"/>
+                    </pic:cNvPicPr>
+                  </pic:nvPicPr>
+                  <pic:blipFill>
+                    <a:blip r:embed="rId36"/>
+                    <a:stretch>
+                      <a:fillRect/>
+                    </a:stretch>
+                  </pic:blipFill>
+                  <pic:spPr bwMode="auto">
+                    <a:xfrm>
+                      <a:off x="0" y="0"/>
+                      <a:ext cx="1511300" cy="2971800"/>
+                    </a:xfrm>
+                    <a:prstGeom prst="rect">
+                      <a:avLst/>
+                    </a:prstGeom>
+                    <a:noFill/>
+                    <a:ln w="9525">
+                      <a:noFill/>
+                      <a:headEnd/>
+                      <a:tailEnd/>
+                    </a:ln>
+                  </pic:spPr>
+                </pic:pic>
+              </a:graphicData>
+            </a:graphic>
+          </wp:inline>
+        </w:drawing>
+      </w:r>
+      <w:r>
+        <w:rPr>
+          <w:b w:val="0"/>
+          <w:i w:val="0"/>
+          <w:sz w:val="21"/>
+        </w:rPr>
+        <w:t xml:space="preserve"> </w:t>
+      </w:r>
+      <w:r>
+        <w:rPr>
+          <w:rFonts w:hint="eastAsia" w:eastAsia="FangSong" w:ascii="Times New Roman" w:hAnsi="Times New Roman"/>
+          <w:b w:val="0"/>
+          <w:i w:val="0"/>
           <w:iCs/>
+          <w:sz w:val="21"/>
         </w:rPr>
         <w:t xml:space="preserve">图</w:t>
       </w:r>
       <w:r>
         <w:rPr>
-          <w:i/>
+          <w:b w:val="0"/>
+          <w:i w:val="0"/>
           <w:iCs/>
-        </w:rPr>
-        <w:t xml:space="preserve"> </w:t>
-      </w:r>
-      <w:r>
-        <w:rPr>
-          <w:rFonts w:hint="eastAsia" w:eastAsia="SimSun" w:ascii="Times New Roman" w:hAnsi="Times New Roman"/>
-          <w:i/>
+          <w:sz w:val="21"/>
+        </w:rPr>
+        <w:t xml:space="preserve"> </w:t>
+      </w:r>
+      <w:r>
+        <w:rPr>
+          <w:rFonts w:hint="eastAsia" w:eastAsia="FangSong" w:ascii="Times New Roman" w:hAnsi="Times New Roman"/>
+          <w:b w:val="0"/>
+          <w:i w:val="0"/>
           <w:iCs/>
+          <w:sz w:val="21"/>
         </w:rPr>
         <w:t xml:space="preserve">六方密堆积（HCP）——左：密置层按</w:t>
       </w:r>
       <w:r>
         <w:rPr>
-          <w:i/>
+          <w:b w:val="0"/>
+          <w:i w:val="0"/>
           <w:iCs/>
+          <w:sz w:val="21"/>
         </w:rPr>
         <w:t xml:space="preserve"> ABAB… </w:t>
       </w:r>
       <w:r>
         <w:rPr>
-          <w:rFonts w:hint="eastAsia" w:eastAsia="SimSun" w:ascii="Times New Roman" w:hAnsi="Times New Roman"/>
-          <w:i/>
+          <w:rFonts w:hint="eastAsia" w:eastAsia="FangSong" w:ascii="Times New Roman" w:hAnsi="Times New Roman"/>
+          <w:b w:val="0"/>
+          <w:i w:val="0"/>
           <w:iCs/>
+          <w:sz w:val="21"/>
         </w:rPr>
         <w:t xml:space="preserve">方式重复堆叠；右：从</w:t>
       </w:r>
       <w:r>
         <w:rPr>
-          <w:i/>
+          <w:b w:val="0"/>
+          <w:i w:val="0"/>
           <w:iCs/>
+          <w:sz w:val="21"/>
         </w:rPr>
         <w:t xml:space="preserve"> HCP </w:t>
       </w:r>
       <w:r>
         <w:rPr>
-          <w:rFonts w:hint="eastAsia" w:eastAsia="SimSun" w:ascii="Times New Roman" w:hAnsi="Times New Roman"/>
-          <w:i/>
+          <w:rFonts w:hint="eastAsia" w:eastAsia="FangSong" w:ascii="Times New Roman" w:hAnsi="Times New Roman"/>
+          <w:b w:val="0"/>
+          <w:i w:val="0"/>
           <w:iCs/>
+          <w:sz w:val="21"/>
         </w:rPr>
         <w:t xml:space="preserve">结构中取出的简单六方晶胞（普化原理第4版</w:t>
       </w:r>
       <w:r>
         <w:rPr>
-          <w:i/>
+          <w:b w:val="0"/>
+          <w:i w:val="0"/>
           <w:iCs/>
-        </w:rPr>
-        <w:t xml:space="preserve"> </w:t>
-      </w:r>
-      <w:r>
-        <w:rPr>
-          <w:rFonts w:hint="eastAsia" w:eastAsia="SimSun" w:ascii="Times New Roman" w:hAnsi="Times New Roman"/>
-          <w:i/>
+          <w:sz w:val="21"/>
+        </w:rPr>
+        <w:t xml:space="preserve"> </w:t>
+      </w:r>
+      <w:r>
+        <w:rPr>
+          <w:rFonts w:hint="eastAsia" w:eastAsia="FangSong" w:ascii="Times New Roman" w:hAnsi="Times New Roman"/>
+          <w:b w:val="0"/>
+          <w:i w:val="0"/>
           <w:iCs/>
+          <w:sz w:val="21"/>
         </w:rPr>
         <w:t xml:space="preserve">图13.9a’/c’）</w:t>
       </w:r>
     </w:p>
-    <w:bookmarkEnd w:id="21"/>
-    <w:bookmarkStart w:id="22" w:name="四种堆积方式对比总表"/>
+    <w:bookmarkEnd w:id="39"/>
+    <w:bookmarkStart w:id="52" w:name="四种堆积方式对比总表"/>
     <w:p>
       <w:pPr>
         <w:pStyle w:val="Heading4"/>
@@ -4093,7 +4456,7 @@
           <w:p>
             <w:pPr>
               <w:pStyle w:val="Compact"/>
-              <w:jc w:val="left"/>
+              <w:jc w:val="center"/>
             </w:pPr>
             <w:r>
               <w:rPr>
@@ -4141,7 +4504,7 @@
           <w:p>
             <w:pPr>
               <w:pStyle w:val="Compact"/>
-              <w:jc w:val="left"/>
+              <w:jc w:val="center"/>
             </w:pPr>
             <w:r>
               <w:rPr>
@@ -4212,7 +4575,7 @@
           <w:p>
             <w:pPr>
               <w:pStyle w:val="Compact"/>
-              <w:jc w:val="left"/>
+              <w:jc w:val="center"/>
             </w:pPr>
             <w:r>
               <w:rPr>
@@ -4251,7 +4614,7 @@
           <w:p>
             <w:pPr>
               <w:pStyle w:val="Compact"/>
-              <w:jc w:val="left"/>
+              <w:jc w:val="center"/>
             </w:pPr>
             <w:r>
               <w:rPr>
@@ -4296,7 +4659,7 @@
           <w:p>
             <w:pPr>
               <w:pStyle w:val="Compact"/>
-              <w:jc w:val="left"/>
+              <w:jc w:val="center"/>
             </w:pPr>
             <w:r>
               <w:rPr>
@@ -4356,7 +4719,7 @@
           <w:p>
             <w:pPr>
               <w:pStyle w:val="Compact"/>
-              <w:jc w:val="left"/>
+              <w:jc w:val="center"/>
             </w:pPr>
             <m:oMath>
               <m:r>
@@ -4384,7 +4747,7 @@
           <w:p>
             <w:pPr>
               <w:pStyle w:val="Compact"/>
-              <w:jc w:val="left"/>
+              <w:jc w:val="center"/>
             </w:pPr>
             <w:r>
               <w:rPr>
@@ -4429,7 +4792,7 @@
           <w:p>
             <w:pPr>
               <w:pStyle w:val="Compact"/>
-              <w:jc w:val="left"/>
+              <w:jc w:val="center"/>
             </w:pPr>
             <w:r>
               <w:rPr>
@@ -4489,7 +4852,7 @@
           <w:p>
             <w:pPr>
               <w:pStyle w:val="Compact"/>
-              <w:jc w:val="left"/>
+              <w:jc w:val="center"/>
             </w:pPr>
             <m:oMath>
               <m:r>
@@ -4528,7 +4891,7 @@
           <w:p>
             <w:pPr>
               <w:pStyle w:val="Compact"/>
-              <w:jc w:val="left"/>
+              <w:jc w:val="center"/>
             </w:pPr>
             <w:r>
               <w:rPr>
@@ -4573,7 +4936,7 @@
           <w:p>
             <w:pPr>
               <w:pStyle w:val="Compact"/>
-              <w:jc w:val="left"/>
+              <w:jc w:val="center"/>
             </w:pPr>
             <w:r>
               <w:rPr>
@@ -4633,7 +4996,7 @@
           <w:p>
             <w:pPr>
               <w:pStyle w:val="Compact"/>
-              <w:jc w:val="left"/>
+              <w:jc w:val="center"/>
             </w:pPr>
             <m:oMath>
               <m:r>
@@ -4672,7 +5035,7 @@
           <w:p>
             <w:pPr>
               <w:pStyle w:val="Compact"/>
-              <w:jc w:val="left"/>
+              <w:jc w:val="center"/>
             </w:pPr>
             <w:r>
               <w:rPr>
@@ -4717,7 +5080,7 @@
           <w:p>
             <w:pPr>
               <w:pStyle w:val="Compact"/>
-              <w:jc w:val="left"/>
+              <w:jc w:val="center"/>
             </w:pPr>
             <w:r>
               <w:rPr>
@@ -4777,7 +5140,7 @@
           <w:p>
             <w:pPr>
               <w:pStyle w:val="Compact"/>
-              <w:jc w:val="left"/>
+              <w:jc w:val="center"/>
             </w:pPr>
             <m:oMath>
               <m:r>
@@ -4857,12 +5220,6 @@
         <w:pStyle w:val="BlockText"/>
       </w:pPr>
       <w:r>
-        <w:t xml:space="preserve">💡</w:t>
-      </w:r>
-      <w:r>
-        <w:t xml:space="preserve"> </w:t>
-      </w:r>
-      <w:r>
         <w:rPr>
           <w:rFonts w:hint="eastAsia" w:eastAsia="SimSun" w:ascii="Times New Roman" w:hAnsi="Times New Roman"/>
           <w:b/>
@@ -5043,313 +5400,565 @@
     <w:p>
       <w:pPr>
         <w:pStyle w:val="FirstParagraph"/>
-      </w:pPr>
-      <w:r>
-        <w:t xml:space="preserve">!SC </w:t>
-      </w:r>
-      <w:r>
-        <w:rPr>
-          <w:rFonts w:hint="eastAsia" w:eastAsia="SimSun" w:ascii="Times New Roman" w:hAnsi="Times New Roman"/>
-        </w:rPr>
-        <w:t xml:space="preserve">简单立方</w:t>
-      </w:r>
-      <w:r>
-        <w:t xml:space="preserve">　!BCC </w:t>
-      </w:r>
-      <w:r>
-        <w:rPr>
-          <w:rFonts w:hint="eastAsia" w:eastAsia="SimSun" w:ascii="Times New Roman" w:hAnsi="Times New Roman"/>
-        </w:rPr>
-        <w:t xml:space="preserve">体心立方</w:t>
-      </w:r>
-      <w:r>
-        <w:t xml:space="preserve">　!FCC </w:t>
-      </w:r>
-      <w:r>
-        <w:rPr>
-          <w:rFonts w:hint="eastAsia" w:eastAsia="SimSun" w:ascii="Times New Roman" w:hAnsi="Times New Roman"/>
-        </w:rPr>
-        <w:t xml:space="preserve">面心立方</w:t>
-      </w:r>
-      <w:r>
+        <w:jc w:val="center"/>
+      </w:pPr>
+      <w:r>
+        <w:rPr>
+          <w:b w:val="0"/>
+          <w:i w:val="0"/>
+          <w:sz w:val="21"/>
+        </w:rPr>
+        <w:drawing>
+          <wp:inline>
+            <wp:extent cx="3530600" cy="2781300"/>
+            <wp:effectExtent b="0" l="0" r="0" t="0"/>
+            <wp:docPr descr="SC 简单立方" title="" id="41" name="Picture"/>
+            <a:graphic>
+              <a:graphicData uri="http://schemas.openxmlformats.org/drawingml/2006/picture">
+                <pic:pic>
+                  <pic:nvPicPr>
+                    <pic:cNvPr descr="media/13-7a-simple-cubic-packing-layer-top-view.jpg" id="42" name="Picture"/>
+                    <pic:cNvPicPr>
+                      <a:picLocks noChangeArrowheads="1" noChangeAspect="1"/>
+                    </pic:cNvPicPr>
+                  </pic:nvPicPr>
+                  <pic:blipFill>
+                    <a:blip r:embed="rId40"/>
+                    <a:stretch>
+                      <a:fillRect/>
+                    </a:stretch>
+                  </pic:blipFill>
+                  <pic:spPr bwMode="auto">
+                    <a:xfrm>
+                      <a:off x="0" y="0"/>
+                      <a:ext cx="3530600" cy="2781300"/>
+                    </a:xfrm>
+                    <a:prstGeom prst="rect">
+                      <a:avLst/>
+                    </a:prstGeom>
+                    <a:noFill/>
+                    <a:ln w="9525">
+                      <a:noFill/>
+                      <a:headEnd/>
+                      <a:tailEnd/>
+                    </a:ln>
+                  </pic:spPr>
+                </pic:pic>
+              </a:graphicData>
+            </a:graphic>
+          </wp:inline>
+        </w:drawing>
+      </w:r>
+      <w:r>
+        <w:rPr>
+          <w:b w:val="0"/>
+          <w:i w:val="0"/>
+          <w:sz w:val="21"/>
+        </w:rPr>
         <w:t xml:space="preserve">　</w:t>
       </w:r>
       <w:r>
         <w:rPr>
-          <w:rFonts w:hint="eastAsia" w:eastAsia="SimSun" w:ascii="Times New Roman" w:hAnsi="Times New Roman"/>
-        </w:rPr>
-        <w:t xml:space="preserve">!简单六方</w:t>
-      </w:r>
-      <w:r>
-        <w:t xml:space="preserve"> </w:t>
-      </w:r>
-      <w:r>
-        <w:rPr>
-          <w:rFonts w:hint="eastAsia" w:eastAsia="SimSun" w:ascii="Times New Roman" w:hAnsi="Times New Roman"/>
-          <w:i/>
+          <w:b w:val="0"/>
+          <w:i w:val="0"/>
+          <w:sz w:val="21"/>
+        </w:rPr>
+        <w:drawing>
+          <wp:inline>
+            <wp:extent cx="2438400" cy="2324100"/>
+            <wp:effectExtent b="0" l="0" r="0" t="0"/>
+            <wp:docPr descr="BCC 体心立方" title="" id="44" name="Picture"/>
+            <a:graphic>
+              <a:graphicData uri="http://schemas.openxmlformats.org/drawingml/2006/picture">
+                <pic:pic>
+                  <pic:nvPicPr>
+                    <pic:cNvPr descr="media/13-7-10-four-unit-cell-types-sc-bcc-fcc.jpg" id="45" name="Picture"/>
+                    <pic:cNvPicPr>
+                      <a:picLocks noChangeArrowheads="1" noChangeAspect="1"/>
+                    </pic:cNvPicPr>
+                  </pic:nvPicPr>
+                  <pic:blipFill>
+                    <a:blip r:embed="rId43"/>
+                    <a:stretch>
+                      <a:fillRect/>
+                    </a:stretch>
+                  </pic:blipFill>
+                  <pic:spPr bwMode="auto">
+                    <a:xfrm>
+                      <a:off x="0" y="0"/>
+                      <a:ext cx="2438400" cy="2324100"/>
+                    </a:xfrm>
+                    <a:prstGeom prst="rect">
+                      <a:avLst/>
+                    </a:prstGeom>
+                    <a:noFill/>
+                    <a:ln w="9525">
+                      <a:noFill/>
+                      <a:headEnd/>
+                      <a:tailEnd/>
+                    </a:ln>
+                  </pic:spPr>
+                </pic:pic>
+              </a:graphicData>
+            </a:graphic>
+          </wp:inline>
+        </w:drawing>
+      </w:r>
+      <w:r>
+        <w:rPr>
+          <w:b w:val="0"/>
+          <w:i w:val="0"/>
+          <w:sz w:val="21"/>
+        </w:rPr>
+        <w:t xml:space="preserve">　</w:t>
+      </w:r>
+      <w:r>
+        <w:rPr>
+          <w:b w:val="0"/>
+          <w:i w:val="0"/>
+          <w:sz w:val="21"/>
+        </w:rPr>
+        <w:drawing>
+          <wp:inline>
+            <wp:extent cx="3670300" cy="3314700"/>
+            <wp:effectExtent b="0" l="0" r="0" t="0"/>
+            <wp:docPr descr="FCC 面心立方" title="" id="47" name="Picture"/>
+            <a:graphic>
+              <a:graphicData uri="http://schemas.openxmlformats.org/drawingml/2006/picture">
+                <pic:pic>
+                  <pic:nvPicPr>
+                    <pic:cNvPr descr="media/13-10-fcc-unit-cell-copper.jpg" id="48" name="Picture"/>
+                    <pic:cNvPicPr>
+                      <a:picLocks noChangeArrowheads="1" noChangeAspect="1"/>
+                    </pic:cNvPicPr>
+                  </pic:nvPicPr>
+                  <pic:blipFill>
+                    <a:blip r:embed="rId46"/>
+                    <a:stretch>
+                      <a:fillRect/>
+                    </a:stretch>
+                  </pic:blipFill>
+                  <pic:spPr bwMode="auto">
+                    <a:xfrm>
+                      <a:off x="0" y="0"/>
+                      <a:ext cx="3670300" cy="3314700"/>
+                    </a:xfrm>
+                    <a:prstGeom prst="rect">
+                      <a:avLst/>
+                    </a:prstGeom>
+                    <a:noFill/>
+                    <a:ln w="9525">
+                      <a:noFill/>
+                      <a:headEnd/>
+                      <a:tailEnd/>
+                    </a:ln>
+                  </pic:spPr>
+                </pic:pic>
+              </a:graphicData>
+            </a:graphic>
+          </wp:inline>
+        </w:drawing>
+      </w:r>
+      <w:r>
+        <w:rPr>
+          <w:b w:val="0"/>
+          <w:i w:val="0"/>
+          <w:sz w:val="21"/>
+        </w:rPr>
+        <w:t xml:space="preserve">　</w:t>
+      </w:r>
+      <w:r>
+        <w:rPr>
+          <w:b w:val="0"/>
+          <w:i w:val="0"/>
+          <w:sz w:val="21"/>
+        </w:rPr>
+        <w:drawing>
+          <wp:inline>
+            <wp:extent cx="2184400" cy="2425700"/>
+            <wp:effectExtent b="0" l="0" r="0" t="0"/>
+            <wp:docPr descr="简单六方" title="" id="50" name="Picture"/>
+            <a:graphic>
+              <a:graphicData uri="http://schemas.openxmlformats.org/drawingml/2006/picture">
+                <pic:pic>
+                  <pic:nvPicPr>
+                    <pic:cNvPr descr="media/13-7-10-unit-cell-types-sc-bcc-fcc-comparison.jpg" id="51" name="Picture"/>
+                    <pic:cNvPicPr>
+                      <a:picLocks noChangeArrowheads="1" noChangeAspect="1"/>
+                    </pic:cNvPicPr>
+                  </pic:nvPicPr>
+                  <pic:blipFill>
+                    <a:blip r:embed="rId49"/>
+                    <a:stretch>
+                      <a:fillRect/>
+                    </a:stretch>
+                  </pic:blipFill>
+                  <pic:spPr bwMode="auto">
+                    <a:xfrm>
+                      <a:off x="0" y="0"/>
+                      <a:ext cx="2184400" cy="2425700"/>
+                    </a:xfrm>
+                    <a:prstGeom prst="rect">
+                      <a:avLst/>
+                    </a:prstGeom>
+                    <a:noFill/>
+                    <a:ln w="9525">
+                      <a:noFill/>
+                      <a:headEnd/>
+                      <a:tailEnd/>
+                    </a:ln>
+                  </pic:spPr>
+                </pic:pic>
+              </a:graphicData>
+            </a:graphic>
+          </wp:inline>
+        </w:drawing>
+      </w:r>
+      <w:r>
+        <w:rPr>
+          <w:b w:val="0"/>
+          <w:i w:val="0"/>
+          <w:sz w:val="21"/>
+        </w:rPr>
+        <w:t xml:space="preserve"> </w:t>
+      </w:r>
+      <w:r>
+        <w:rPr>
+          <w:rFonts w:hint="eastAsia" w:eastAsia="FangSong" w:ascii="Times New Roman" w:hAnsi="Times New Roman"/>
+          <w:b w:val="0"/>
+          <w:i w:val="0"/>
           <w:iCs/>
+          <w:sz w:val="21"/>
         </w:rPr>
         <w:t xml:space="preserve">图</w:t>
       </w:r>
       <w:r>
         <w:rPr>
-          <w:i/>
+          <w:b w:val="0"/>
+          <w:i w:val="0"/>
           <w:iCs/>
-        </w:rPr>
-        <w:t xml:space="preserve"> </w:t>
-      </w:r>
-      <w:r>
-        <w:rPr>
-          <w:rFonts w:hint="eastAsia" w:eastAsia="SimSun" w:ascii="Times New Roman" w:hAnsi="Times New Roman"/>
-          <w:i/>
+          <w:sz w:val="21"/>
+        </w:rPr>
+        <w:t xml:space="preserve"> </w:t>
+      </w:r>
+      <w:r>
+        <w:rPr>
+          <w:rFonts w:hint="eastAsia" w:eastAsia="FangSong" w:ascii="Times New Roman" w:hAnsi="Times New Roman"/>
+          <w:b w:val="0"/>
+          <w:i w:val="0"/>
           <w:iCs/>
+          <w:sz w:val="21"/>
         </w:rPr>
         <w:t xml:space="preserve">四种堆积方式的晶胞对比（从左至右：简单立方</w:t>
       </w:r>
       <w:r>
         <w:rPr>
-          <w:i/>
+          <w:b w:val="0"/>
+          <w:i w:val="0"/>
           <w:iCs/>
-        </w:rPr>
-        <w:t xml:space="preserve"> </w:t>
-      </w:r>
-      <w:r>
-        <w:rPr>
-          <w:rFonts w:hint="eastAsia" w:eastAsia="SimSun" w:ascii="Times New Roman" w:hAnsi="Times New Roman"/>
-          <w:i/>
+          <w:sz w:val="21"/>
+        </w:rPr>
+        <w:t xml:space="preserve"> </w:t>
+      </w:r>
+      <w:r>
+        <w:rPr>
+          <w:rFonts w:hint="eastAsia" w:eastAsia="FangSong" w:ascii="Times New Roman" w:hAnsi="Times New Roman"/>
+          <w:b w:val="0"/>
+          <w:i w:val="0"/>
           <w:iCs/>
+          <w:sz w:val="21"/>
         </w:rPr>
         <w:t xml:space="preserve">SC、体心立方</w:t>
       </w:r>
       <w:r>
         <w:rPr>
-          <w:i/>
+          <w:b w:val="0"/>
+          <w:i w:val="0"/>
           <w:iCs/>
-        </w:rPr>
-        <w:t xml:space="preserve"> </w:t>
-      </w:r>
-      <w:r>
-        <w:rPr>
-          <w:rFonts w:hint="eastAsia" w:eastAsia="SimSun" w:ascii="Times New Roman" w:hAnsi="Times New Roman"/>
-          <w:i/>
+          <w:sz w:val="21"/>
+        </w:rPr>
+        <w:t xml:space="preserve"> </w:t>
+      </w:r>
+      <w:r>
+        <w:rPr>
+          <w:rFonts w:hint="eastAsia" w:eastAsia="FangSong" w:ascii="Times New Roman" w:hAnsi="Times New Roman"/>
+          <w:b w:val="0"/>
+          <w:i w:val="0"/>
           <w:iCs/>
+          <w:sz w:val="21"/>
         </w:rPr>
         <w:t xml:space="preserve">BCC、面心立方</w:t>
       </w:r>
       <w:r>
         <w:rPr>
-          <w:i/>
+          <w:b w:val="0"/>
+          <w:i w:val="0"/>
           <w:iCs/>
-        </w:rPr>
-        <w:t xml:space="preserve"> </w:t>
-      </w:r>
-      <w:r>
-        <w:rPr>
-          <w:rFonts w:hint="eastAsia" w:eastAsia="SimSun" w:ascii="Times New Roman" w:hAnsi="Times New Roman"/>
-          <w:i/>
+          <w:sz w:val="21"/>
+        </w:rPr>
+        <w:t xml:space="preserve"> </w:t>
+      </w:r>
+      <w:r>
+        <w:rPr>
+          <w:rFonts w:hint="eastAsia" w:eastAsia="FangSong" w:ascii="Times New Roman" w:hAnsi="Times New Roman"/>
+          <w:b w:val="0"/>
+          <w:i w:val="0"/>
           <w:iCs/>
+          <w:sz w:val="21"/>
         </w:rPr>
         <w:t xml:space="preserve">FCC、简单六方</w:t>
       </w:r>
       <w:r>
         <w:rPr>
-          <w:i/>
+          <w:b w:val="0"/>
+          <w:i w:val="0"/>
           <w:iCs/>
+          <w:sz w:val="21"/>
         </w:rPr>
         <w:t xml:space="preserve"> HCP </w:t>
       </w:r>
       <w:r>
         <w:rPr>
-          <w:rFonts w:hint="eastAsia" w:eastAsia="SimSun" w:ascii="Times New Roman" w:hAnsi="Times New Roman"/>
-          <w:i/>
+          <w:rFonts w:hint="eastAsia" w:eastAsia="FangSong" w:ascii="Times New Roman" w:hAnsi="Times New Roman"/>
+          <w:b w:val="0"/>
+          <w:i w:val="0"/>
           <w:iCs/>
+          <w:sz w:val="21"/>
         </w:rPr>
         <w:t xml:space="preserve">的基本晶胞）—</w:t>
       </w:r>
       <w:r>
         <w:rPr>
-          <w:i/>
+          <w:b w:val="0"/>
+          <w:i w:val="0"/>
           <w:iCs/>
+          <w:sz w:val="21"/>
         </w:rPr>
         <w:t xml:space="preserve"> SC </w:t>
       </w:r>
       <w:r>
         <w:rPr>
-          <w:rFonts w:hint="eastAsia" w:eastAsia="SimSun" w:ascii="Times New Roman" w:hAnsi="Times New Roman"/>
-          <w:i/>
+          <w:rFonts w:hint="eastAsia" w:eastAsia="FangSong" w:ascii="Times New Roman" w:hAnsi="Times New Roman"/>
+          <w:b w:val="0"/>
+          <w:i w:val="0"/>
           <w:iCs/>
+          <w:sz w:val="21"/>
         </w:rPr>
         <w:t xml:space="preserve">中原子仅沿棱方向接触（配位数</w:t>
       </w:r>
       <w:r>
         <w:rPr>
-          <w:i/>
+          <w:b w:val="0"/>
+          <w:i w:val="0"/>
           <w:iCs/>
-        </w:rPr>
-        <w:t xml:space="preserve"> </w:t>
-      </w:r>
-      <w:r>
-        <w:rPr>
-          <w:rFonts w:hint="eastAsia" w:eastAsia="SimSun" w:ascii="Times New Roman" w:hAnsi="Times New Roman"/>
-          <w:i/>
+          <w:sz w:val="21"/>
+        </w:rPr>
+        <w:t xml:space="preserve"> </w:t>
+      </w:r>
+      <w:r>
+        <w:rPr>
+          <w:rFonts w:hint="eastAsia" w:eastAsia="FangSong" w:ascii="Times New Roman" w:hAnsi="Times New Roman"/>
+          <w:b w:val="0"/>
+          <w:i w:val="0"/>
           <w:iCs/>
+          <w:sz w:val="21"/>
         </w:rPr>
         <w:t xml:space="preserve">6），BCC</w:t>
       </w:r>
       <w:r>
         <w:rPr>
-          <w:i/>
+          <w:b w:val="0"/>
+          <w:i w:val="0"/>
           <w:iCs/>
-        </w:rPr>
-        <w:t xml:space="preserve"> </w:t>
-      </w:r>
-      <w:r>
-        <w:rPr>
-          <w:rFonts w:hint="eastAsia" w:eastAsia="SimSun" w:ascii="Times New Roman" w:hAnsi="Times New Roman"/>
-          <w:i/>
+          <w:sz w:val="21"/>
+        </w:rPr>
+        <w:t xml:space="preserve"> </w:t>
+      </w:r>
+      <w:r>
+        <w:rPr>
+          <w:rFonts w:hint="eastAsia" w:eastAsia="FangSong" w:ascii="Times New Roman" w:hAnsi="Times New Roman"/>
+          <w:b w:val="0"/>
+          <w:i w:val="0"/>
           <w:iCs/>
+          <w:sz w:val="21"/>
         </w:rPr>
         <w:t xml:space="preserve">沿体对角线方向接触（配位数</w:t>
       </w:r>
       <w:r>
         <w:rPr>
-          <w:i/>
+          <w:b w:val="0"/>
+          <w:i w:val="0"/>
           <w:iCs/>
-        </w:rPr>
-        <w:t xml:space="preserve"> </w:t>
-      </w:r>
-      <w:r>
-        <w:rPr>
-          <w:rFonts w:hint="eastAsia" w:eastAsia="SimSun" w:ascii="Times New Roman" w:hAnsi="Times New Roman"/>
-          <w:i/>
+          <w:sz w:val="21"/>
+        </w:rPr>
+        <w:t xml:space="preserve"> </w:t>
+      </w:r>
+      <w:r>
+        <w:rPr>
+          <w:rFonts w:hint="eastAsia" w:eastAsia="FangSong" w:ascii="Times New Roman" w:hAnsi="Times New Roman"/>
+          <w:b w:val="0"/>
+          <w:i w:val="0"/>
           <w:iCs/>
+          <w:sz w:val="21"/>
         </w:rPr>
         <w:t xml:space="preserve">8），FCC</w:t>
       </w:r>
       <w:r>
         <w:rPr>
-          <w:i/>
+          <w:b w:val="0"/>
+          <w:i w:val="0"/>
           <w:iCs/>
-        </w:rPr>
-        <w:t xml:space="preserve"> </w:t>
-      </w:r>
-      <w:r>
-        <w:rPr>
-          <w:rFonts w:hint="eastAsia" w:eastAsia="SimSun" w:ascii="Times New Roman" w:hAnsi="Times New Roman"/>
-          <w:i/>
+          <w:sz w:val="21"/>
+        </w:rPr>
+        <w:t xml:space="preserve"> </w:t>
+      </w:r>
+      <w:r>
+        <w:rPr>
+          <w:rFonts w:hint="eastAsia" w:eastAsia="FangSong" w:ascii="Times New Roman" w:hAnsi="Times New Roman"/>
+          <w:b w:val="0"/>
+          <w:i w:val="0"/>
           <w:iCs/>
+          <w:sz w:val="21"/>
         </w:rPr>
         <w:t xml:space="preserve">沿面对角线方向接触（配位数</w:t>
       </w:r>
       <w:r>
         <w:rPr>
-          <w:i/>
+          <w:b w:val="0"/>
+          <w:i w:val="0"/>
           <w:iCs/>
-        </w:rPr>
-        <w:t xml:space="preserve"> </w:t>
-      </w:r>
-      <w:r>
-        <w:rPr>
-          <w:rFonts w:hint="eastAsia" w:eastAsia="SimSun" w:ascii="Times New Roman" w:hAnsi="Times New Roman"/>
-          <w:i/>
+          <w:sz w:val="21"/>
+        </w:rPr>
+        <w:t xml:space="preserve"> </w:t>
+      </w:r>
+      <w:r>
+        <w:rPr>
+          <w:rFonts w:hint="eastAsia" w:eastAsia="FangSong" w:ascii="Times New Roman" w:hAnsi="Times New Roman"/>
+          <w:b w:val="0"/>
+          <w:i w:val="0"/>
           <w:iCs/>
+          <w:sz w:val="21"/>
         </w:rPr>
         <w:t xml:space="preserve">12），HCP</w:t>
       </w:r>
       <w:r>
         <w:rPr>
-          <w:i/>
+          <w:b w:val="0"/>
+          <w:i w:val="0"/>
           <w:iCs/>
-        </w:rPr>
-        <w:t xml:space="preserve"> </w:t>
-      </w:r>
-      <w:r>
-        <w:rPr>
-          <w:rFonts w:hint="eastAsia" w:eastAsia="SimSun" w:ascii="Times New Roman" w:hAnsi="Times New Roman"/>
-          <w:i/>
+          <w:sz w:val="21"/>
+        </w:rPr>
+        <w:t xml:space="preserve"> </w:t>
+      </w:r>
+      <w:r>
+        <w:rPr>
+          <w:rFonts w:hint="eastAsia" w:eastAsia="FangSong" w:ascii="Times New Roman" w:hAnsi="Times New Roman"/>
+          <w:b w:val="0"/>
+          <w:i w:val="0"/>
           <w:iCs/>
+          <w:sz w:val="21"/>
         </w:rPr>
         <w:t xml:space="preserve">与</w:t>
       </w:r>
       <w:r>
         <w:rPr>
-          <w:i/>
+          <w:b w:val="0"/>
+          <w:i w:val="0"/>
           <w:iCs/>
+          <w:sz w:val="21"/>
         </w:rPr>
         <w:t xml:space="preserve"> FCC </w:t>
       </w:r>
       <w:r>
         <w:rPr>
-          <w:rFonts w:hint="eastAsia" w:eastAsia="SimSun" w:ascii="Times New Roman" w:hAnsi="Times New Roman"/>
-          <w:i/>
+          <w:rFonts w:hint="eastAsia" w:eastAsia="FangSong" w:ascii="Times New Roman" w:hAnsi="Times New Roman"/>
+          <w:b w:val="0"/>
+          <w:i w:val="0"/>
           <w:iCs/>
+          <w:sz w:val="21"/>
         </w:rPr>
         <w:t xml:space="preserve">同为最密堆积（配位数</w:t>
       </w:r>
       <w:r>
         <w:rPr>
-          <w:i/>
+          <w:b w:val="0"/>
+          <w:i w:val="0"/>
           <w:iCs/>
-        </w:rPr>
-        <w:t xml:space="preserve"> </w:t>
-      </w:r>
-      <w:r>
-        <w:rPr>
-          <w:rFonts w:hint="eastAsia" w:eastAsia="SimSun" w:ascii="Times New Roman" w:hAnsi="Times New Roman"/>
-          <w:i/>
+          <w:sz w:val="21"/>
+        </w:rPr>
+        <w:t xml:space="preserve"> </w:t>
+      </w:r>
+      <w:r>
+        <w:rPr>
+          <w:rFonts w:hint="eastAsia" w:eastAsia="FangSong" w:ascii="Times New Roman" w:hAnsi="Times New Roman"/>
+          <w:b w:val="0"/>
+          <w:i w:val="0"/>
           <w:iCs/>
+          <w:sz w:val="21"/>
         </w:rPr>
         <w:t xml:space="preserve">12）（普化原理第4版</w:t>
       </w:r>
       <w:r>
         <w:rPr>
-          <w:i/>
+          <w:b w:val="0"/>
+          <w:i w:val="0"/>
           <w:iCs/>
-        </w:rPr>
-        <w:t xml:space="preserve"> </w:t>
-      </w:r>
-      <w:r>
-        <w:rPr>
-          <w:rFonts w:hint="eastAsia" w:eastAsia="SimSun" w:ascii="Times New Roman" w:hAnsi="Times New Roman"/>
-          <w:i/>
+          <w:sz w:val="21"/>
+        </w:rPr>
+        <w:t xml:space="preserve"> </w:t>
+      </w:r>
+      <w:r>
+        <w:rPr>
+          <w:rFonts w:hint="eastAsia" w:eastAsia="FangSong" w:ascii="Times New Roman" w:hAnsi="Times New Roman"/>
+          <w:b w:val="0"/>
+          <w:i w:val="0"/>
           <w:iCs/>
+          <w:sz w:val="21"/>
         </w:rPr>
         <w:t xml:space="preserve">图13.7</w:t>
       </w:r>
       <w:r>
         <w:rPr>
-          <w:i/>
+          <w:b w:val="0"/>
+          <w:i w:val="0"/>
           <w:iCs/>
+          <w:sz w:val="21"/>
         </w:rPr>
         <w:t xml:space="preserve"> + </w:t>
       </w:r>
       <w:r>
         <w:rPr>
-          <w:rFonts w:hint="eastAsia" w:eastAsia="SimSun" w:ascii="Times New Roman" w:hAnsi="Times New Roman"/>
-          <w:i/>
+          <w:rFonts w:hint="eastAsia" w:eastAsia="FangSong" w:ascii="Times New Roman" w:hAnsi="Times New Roman"/>
+          <w:b w:val="0"/>
+          <w:i w:val="0"/>
           <w:iCs/>
+          <w:sz w:val="21"/>
         </w:rPr>
         <w:t xml:space="preserve">图13.10</w:t>
       </w:r>
       <w:r>
         <w:rPr>
-          <w:i/>
+          <w:b w:val="0"/>
+          <w:i w:val="0"/>
           <w:iCs/>
+          <w:sz w:val="21"/>
         </w:rPr>
         <w:t xml:space="preserve"> + </w:t>
       </w:r>
       <w:r>
         <w:rPr>
-          <w:rFonts w:hint="eastAsia" w:eastAsia="SimSun" w:ascii="Times New Roman" w:hAnsi="Times New Roman"/>
-          <w:i/>
+          <w:rFonts w:hint="eastAsia" w:eastAsia="FangSong" w:ascii="Times New Roman" w:hAnsi="Times New Roman"/>
+          <w:b w:val="0"/>
+          <w:i w:val="0"/>
           <w:iCs/>
+          <w:sz w:val="21"/>
         </w:rPr>
         <w:t xml:space="preserve">图13.3）</w:t>
       </w:r>
     </w:p>
-    <w:bookmarkEnd w:id="22"/>
-    <w:bookmarkEnd w:id="23"/>
-    <w:bookmarkStart w:id="28" w:name="空隙分析"/>
+    <w:bookmarkEnd w:id="52"/>
+    <w:bookmarkEnd w:id="53"/>
+    <w:bookmarkStart w:id="67" w:name="空隙分析"/>
     <w:p>
       <w:pPr>
         <w:pStyle w:val="Heading3"/>
@@ -5375,7 +5984,7 @@
         <w:t xml:space="preserve">在密堆积中，球与球之间必然存在空隙。这是竞赛中晶胞填充问题的核心。</w:t>
       </w:r>
     </w:p>
-    <w:bookmarkStart w:id="24" w:name="密置双层中的两种空隙"/>
+    <w:bookmarkStart w:id="63" w:name="密置双层中的两种空隙"/>
     <w:p>
       <w:pPr>
         <w:pStyle w:val="Heading4"/>
@@ -5419,7 +6028,7 @@
           <w:p>
             <w:pPr>
               <w:pStyle w:val="Compact"/>
-              <w:jc w:val="left"/>
+              <w:jc w:val="center"/>
             </w:pPr>
             <w:r>
               <w:rPr>
@@ -5435,7 +6044,7 @@
           <w:p>
             <w:pPr>
               <w:pStyle w:val="Compact"/>
-              <w:jc w:val="left"/>
+              <w:jc w:val="center"/>
             </w:pPr>
             <w:r>
               <w:rPr>
@@ -5469,7 +6078,7 @@
           <w:p>
             <w:pPr>
               <w:pStyle w:val="Compact"/>
-              <w:jc w:val="left"/>
+              <w:jc w:val="center"/>
             </w:pPr>
             <w:r>
               <w:rPr>
@@ -5486,7 +6095,7 @@
           <w:p>
             <w:pPr>
               <w:pStyle w:val="Compact"/>
-              <w:jc w:val="left"/>
+              <w:jc w:val="center"/>
             </w:pPr>
             <w:r>
               <w:rPr>
@@ -5560,7 +6169,7 @@
           <w:p>
             <w:pPr>
               <w:pStyle w:val="Compact"/>
-              <w:jc w:val="left"/>
+              <w:jc w:val="center"/>
             </w:pPr>
             <w:r>
               <w:rPr>
@@ -5577,7 +6186,7 @@
           <w:p>
             <w:pPr>
               <w:pStyle w:val="Compact"/>
-              <w:jc w:val="left"/>
+              <w:jc w:val="center"/>
             </w:pPr>
             <w:r>
               <w:rPr>
@@ -5649,51 +6258,108 @@
     <w:p>
       <w:pPr>
         <w:pStyle w:val="BodyText"/>
-      </w:pPr>
-      <w:r>
-        <w:rPr>
-          <w:rFonts w:hint="eastAsia" w:eastAsia="SimSun" w:ascii="Times New Roman" w:hAnsi="Times New Roman"/>
-        </w:rPr>
-        <w:t xml:space="preserve">!密置双层</w:t>
-      </w:r>
-      <w:r>
-        <w:t xml:space="preserve"> </w:t>
-      </w:r>
-      <w:r>
-        <w:rPr>
-          <w:rFonts w:hint="eastAsia" w:eastAsia="SimSun" w:ascii="Times New Roman" w:hAnsi="Times New Roman"/>
-          <w:i/>
+        <w:jc w:val="center"/>
+      </w:pPr>
+      <w:r>
+        <w:rPr>
+          <w:b w:val="0"/>
+          <w:i w:val="0"/>
+          <w:sz w:val="21"/>
+        </w:rPr>
+        <w:drawing>
+          <wp:inline>
+            <wp:extent cx="5257800" cy="3568700"/>
+            <wp:effectExtent b="0" l="0" r="0" t="0"/>
+            <wp:docPr descr="密置双层" title="" id="55" name="Picture"/>
+            <a:graphic>
+              <a:graphicData uri="http://schemas.openxmlformats.org/drawingml/2006/picture">
+                <pic:pic>
+                  <pic:nvPicPr>
+                    <pic:cNvPr descr="media/13-8a-close-packed-bilayer-tetrahedral-octahedral-voids.jpg" id="56" name="Picture"/>
+                    <pic:cNvPicPr>
+                      <a:picLocks noChangeArrowheads="1" noChangeAspect="1"/>
+                    </pic:cNvPicPr>
+                  </pic:nvPicPr>
+                  <pic:blipFill>
+                    <a:blip r:embed="rId54"/>
+                    <a:stretch>
+                      <a:fillRect/>
+                    </a:stretch>
+                  </pic:blipFill>
+                  <pic:spPr bwMode="auto">
+                    <a:xfrm>
+                      <a:off x="0" y="0"/>
+                      <a:ext cx="5257800" cy="3568700"/>
+                    </a:xfrm>
+                    <a:prstGeom prst="rect">
+                      <a:avLst/>
+                    </a:prstGeom>
+                    <a:noFill/>
+                    <a:ln w="9525">
+                      <a:noFill/>
+                      <a:headEnd/>
+                      <a:tailEnd/>
+                    </a:ln>
+                  </pic:spPr>
+                </pic:pic>
+              </a:graphicData>
+            </a:graphic>
+          </wp:inline>
+        </w:drawing>
+      </w:r>
+      <w:r>
+        <w:rPr>
+          <w:b w:val="0"/>
+          <w:i w:val="0"/>
+          <w:sz w:val="21"/>
+        </w:rPr>
+        <w:t xml:space="preserve"> </w:t>
+      </w:r>
+      <w:r>
+        <w:rPr>
+          <w:rFonts w:hint="eastAsia" w:eastAsia="FangSong" w:ascii="Times New Roman" w:hAnsi="Times New Roman"/>
+          <w:b w:val="0"/>
+          <w:i w:val="0"/>
           <w:iCs/>
+          <w:sz w:val="21"/>
         </w:rPr>
         <w:t xml:space="preserve">图</w:t>
       </w:r>
       <w:r>
         <w:rPr>
-          <w:i/>
+          <w:b w:val="0"/>
+          <w:i w:val="0"/>
           <w:iCs/>
-        </w:rPr>
-        <w:t xml:space="preserve"> </w:t>
-      </w:r>
-      <w:r>
-        <w:rPr>
-          <w:rFonts w:hint="eastAsia" w:eastAsia="SimSun" w:ascii="Times New Roman" w:hAnsi="Times New Roman"/>
-          <w:i/>
+          <w:sz w:val="21"/>
+        </w:rPr>
+        <w:t xml:space="preserve"> </w:t>
+      </w:r>
+      <w:r>
+        <w:rPr>
+          <w:rFonts w:hint="eastAsia" w:eastAsia="FangSong" w:ascii="Times New Roman" w:hAnsi="Times New Roman"/>
+          <w:b w:val="0"/>
+          <w:i w:val="0"/>
           <w:iCs/>
+          <w:sz w:val="21"/>
         </w:rPr>
         <w:t xml:space="preserve">密置双层结构——第二层球占据第一层的一半凹处，形成四面体空隙和八面体空隙（普化原理第4版</w:t>
       </w:r>
       <w:r>
         <w:rPr>
-          <w:i/>
+          <w:b w:val="0"/>
+          <w:i w:val="0"/>
           <w:iCs/>
-        </w:rPr>
-        <w:t xml:space="preserve"> </w:t>
-      </w:r>
-      <w:r>
-        <w:rPr>
-          <w:rFonts w:hint="eastAsia" w:eastAsia="SimSun" w:ascii="Times New Roman" w:hAnsi="Times New Roman"/>
-          <w:i/>
+          <w:sz w:val="21"/>
+        </w:rPr>
+        <w:t xml:space="preserve"> </w:t>
+      </w:r>
+      <w:r>
+        <w:rPr>
+          <w:rFonts w:hint="eastAsia" w:eastAsia="FangSong" w:ascii="Times New Roman" w:hAnsi="Times New Roman"/>
+          <w:b w:val="0"/>
+          <w:i w:val="0"/>
           <w:iCs/>
+          <w:sz w:val="21"/>
         </w:rPr>
         <w:t xml:space="preserve">图13.8a）</w:t>
       </w:r>
@@ -5701,66 +6367,169 @@
     <w:p>
       <w:pPr>
         <w:pStyle w:val="BodyText"/>
-      </w:pPr>
-      <w:r>
-        <w:rPr>
-          <w:rFonts w:hint="eastAsia" w:eastAsia="SimSun" w:ascii="Times New Roman" w:hAnsi="Times New Roman"/>
-        </w:rPr>
-        <w:t xml:space="preserve">!四面体空隙</w:t>
-      </w:r>
-      <w:r>
+        <w:jc w:val="center"/>
+      </w:pPr>
+      <w:r>
+        <w:rPr>
+          <w:b w:val="0"/>
+          <w:i w:val="0"/>
+          <w:sz w:val="21"/>
+        </w:rPr>
+        <w:drawing>
+          <wp:inline>
+            <wp:extent cx="1524000" cy="1422400"/>
+            <wp:effectExtent b="0" l="0" r="0" t="0"/>
+            <wp:docPr descr="四面体空隙" title="" id="58" name="Picture"/>
+            <a:graphic>
+              <a:graphicData uri="http://schemas.openxmlformats.org/drawingml/2006/picture">
+                <pic:pic>
+                  <pic:nvPicPr>
+                    <pic:cNvPr descr="media/13-8c-octahedral-void-structure.jpg" id="59" name="Picture"/>
+                    <pic:cNvPicPr>
+                      <a:picLocks noChangeArrowheads="1" noChangeAspect="1"/>
+                    </pic:cNvPicPr>
+                  </pic:nvPicPr>
+                  <pic:blipFill>
+                    <a:blip r:embed="rId57"/>
+                    <a:stretch>
+                      <a:fillRect/>
+                    </a:stretch>
+                  </pic:blipFill>
+                  <pic:spPr bwMode="auto">
+                    <a:xfrm>
+                      <a:off x="0" y="0"/>
+                      <a:ext cx="1524000" cy="1422400"/>
+                    </a:xfrm>
+                    <a:prstGeom prst="rect">
+                      <a:avLst/>
+                    </a:prstGeom>
+                    <a:noFill/>
+                    <a:ln w="9525">
+                      <a:noFill/>
+                      <a:headEnd/>
+                      <a:tailEnd/>
+                    </a:ln>
+                  </pic:spPr>
+                </pic:pic>
+              </a:graphicData>
+            </a:graphic>
+          </wp:inline>
+        </w:drawing>
+      </w:r>
+      <w:r>
+        <w:rPr>
+          <w:b w:val="0"/>
+          <w:i w:val="0"/>
+          <w:sz w:val="21"/>
+        </w:rPr>
         <w:t xml:space="preserve">　</w:t>
       </w:r>
       <w:r>
         <w:rPr>
-          <w:rFonts w:hint="eastAsia" w:eastAsia="SimSun" w:ascii="Times New Roman" w:hAnsi="Times New Roman"/>
-        </w:rPr>
-        <w:t xml:space="preserve">!四面体空隙示意</w:t>
-      </w:r>
-      <w:r>
-        <w:t xml:space="preserve"> </w:t>
-      </w:r>
-      <w:r>
-        <w:rPr>
-          <w:rFonts w:hint="eastAsia" w:eastAsia="SimSun" w:ascii="Times New Roman" w:hAnsi="Times New Roman"/>
-          <w:i/>
+          <w:b w:val="0"/>
+          <w:i w:val="0"/>
+          <w:sz w:val="21"/>
+        </w:rPr>
+        <w:drawing>
+          <wp:inline>
+            <wp:extent cx="1587500" cy="1562100"/>
+            <wp:effectExtent b="0" l="0" r="0" t="0"/>
+            <wp:docPr descr="四面体空隙示意" title="" id="61" name="Picture"/>
+            <a:graphic>
+              <a:graphicData uri="http://schemas.openxmlformats.org/drawingml/2006/picture">
+                <pic:pic>
+                  <pic:nvPicPr>
+                    <pic:cNvPr descr="media/13-8b-tetrahedral-void-structure.jpg" id="62" name="Picture"/>
+                    <pic:cNvPicPr>
+                      <a:picLocks noChangeArrowheads="1" noChangeAspect="1"/>
+                    </pic:cNvPicPr>
+                  </pic:nvPicPr>
+                  <pic:blipFill>
+                    <a:blip r:embed="rId60"/>
+                    <a:stretch>
+                      <a:fillRect/>
+                    </a:stretch>
+                  </pic:blipFill>
+                  <pic:spPr bwMode="auto">
+                    <a:xfrm>
+                      <a:off x="0" y="0"/>
+                      <a:ext cx="1587500" cy="1562100"/>
+                    </a:xfrm>
+                    <a:prstGeom prst="rect">
+                      <a:avLst/>
+                    </a:prstGeom>
+                    <a:noFill/>
+                    <a:ln w="9525">
+                      <a:noFill/>
+                      <a:headEnd/>
+                      <a:tailEnd/>
+                    </a:ln>
+                  </pic:spPr>
+                </pic:pic>
+              </a:graphicData>
+            </a:graphic>
+          </wp:inline>
+        </w:drawing>
+      </w:r>
+      <w:r>
+        <w:rPr>
+          <w:b w:val="0"/>
+          <w:i w:val="0"/>
+          <w:sz w:val="21"/>
+        </w:rPr>
+        <w:t xml:space="preserve"> </w:t>
+      </w:r>
+      <w:r>
+        <w:rPr>
+          <w:rFonts w:hint="eastAsia" w:eastAsia="FangSong" w:ascii="Times New Roman" w:hAnsi="Times New Roman"/>
+          <w:b w:val="0"/>
+          <w:i w:val="0"/>
           <w:iCs/>
+          <w:sz w:val="21"/>
         </w:rPr>
         <w:t xml:space="preserve">图</w:t>
       </w:r>
       <w:r>
         <w:rPr>
-          <w:i/>
+          <w:b w:val="0"/>
+          <w:i w:val="0"/>
           <w:iCs/>
-        </w:rPr>
-        <w:t xml:space="preserve"> </w:t>
-      </w:r>
-      <w:r>
-        <w:rPr>
-          <w:rFonts w:hint="eastAsia" w:eastAsia="SimSun" w:ascii="Times New Roman" w:hAnsi="Times New Roman"/>
-          <w:i/>
+          <w:sz w:val="21"/>
+        </w:rPr>
+        <w:t xml:space="preserve"> </w:t>
+      </w:r>
+      <w:r>
+        <w:rPr>
+          <w:rFonts w:hint="eastAsia" w:eastAsia="FangSong" w:ascii="Times New Roman" w:hAnsi="Times New Roman"/>
+          <w:b w:val="0"/>
+          <w:i w:val="0"/>
           <w:iCs/>
+          <w:sz w:val="21"/>
         </w:rPr>
         <w:t xml:space="preserve">四面体空隙（左）：由4个等径圆球按四面体顶点位置放置而成；右图为空隙结构示意（普化原理第4版</w:t>
       </w:r>
       <w:r>
         <w:rPr>
-          <w:i/>
+          <w:b w:val="0"/>
+          <w:i w:val="0"/>
           <w:iCs/>
-        </w:rPr>
-        <w:t xml:space="preserve"> </w:t>
-      </w:r>
-      <w:r>
-        <w:rPr>
-          <w:rFonts w:hint="eastAsia" w:eastAsia="SimSun" w:ascii="Times New Roman" w:hAnsi="Times New Roman"/>
-          <w:i/>
+          <w:sz w:val="21"/>
+        </w:rPr>
+        <w:t xml:space="preserve"> </w:t>
+      </w:r>
+      <w:r>
+        <w:rPr>
+          <w:rFonts w:hint="eastAsia" w:eastAsia="FangSong" w:ascii="Times New Roman" w:hAnsi="Times New Roman"/>
+          <w:b w:val="0"/>
+          <w:i w:val="0"/>
           <w:iCs/>
+          <w:sz w:val="21"/>
         </w:rPr>
         <w:t xml:space="preserve">图13.8b）</w:t>
       </w:r>
     </w:p>
-    <w:bookmarkEnd w:id="24"/>
-    <w:bookmarkStart w:id="25" w:name="fcc-晶胞中的空隙"/>
+    <w:bookmarkEnd w:id="63"/>
+    <w:bookmarkStart w:id="64" w:name="fcc-晶胞中的空隙"/>
     <w:p>
       <w:pPr>
         <w:pStyle w:val="Heading4"/>
@@ -5887,6 +6656,14 @@
         <w:t xml:space="preserve"> </w:t>
       </w:r>
       <m:oMath>
+        <m:oMathPr>
+          <m:ctrlPr>
+            <w:rPr>
+              <w:sz w:val="28"/>
+              <w:szCs w:val="28"/>
+            </w:rPr>
+          </m:ctrlPr>
+        </m:oMathPr>
         <m:r>
           <m:t>12</m:t>
         </m:r>
@@ -5974,8 +6751,8 @@
         <w:t xml:space="preserve">4 : 8 : 4 = 1 : 2 : 1</w:t>
       </w:r>
     </w:p>
-    <w:bookmarkEnd w:id="25"/>
-    <w:bookmarkStart w:id="26" w:name="hcp-晶胞中的空隙"/>
+    <w:bookmarkEnd w:id="64"/>
+    <w:bookmarkStart w:id="65" w:name="hcp-晶胞中的空隙"/>
     <w:p>
       <w:pPr>
         <w:pStyle w:val="Heading4"/>
@@ -6043,6 +6820,14 @@
         <w:t xml:space="preserve"> </w:t>
       </w:r>
       <m:oMath>
+        <m:oMathPr>
+          <m:ctrlPr>
+            <w:rPr>
+              <w:sz w:val="28"/>
+              <w:szCs w:val="28"/>
+            </w:rPr>
+          </m:ctrlPr>
+        </m:oMathPr>
         <m:r>
           <m:t>2</m:t>
         </m:r>
@@ -6176,12 +6961,6 @@
         <w:pStyle w:val="BlockText"/>
       </w:pPr>
       <w:r>
-        <w:t xml:space="preserve">⚠️</w:t>
-      </w:r>
-      <w:r>
-        <w:t xml:space="preserve"> </w:t>
-      </w:r>
-      <w:r>
         <w:rPr>
           <w:b/>
           <w:bCs/>
@@ -6232,8 +7011,8 @@
         <w:t xml:space="preserve">不同。这是为什么同样是最密堆积，两者在某些性能（如催化活性）上表现不同。</w:t>
       </w:r>
     </w:p>
-    <w:bookmarkEnd w:id="26"/>
-    <w:bookmarkStart w:id="27" w:name="空隙半径比"/>
+    <w:bookmarkEnd w:id="65"/>
+    <w:bookmarkStart w:id="66" w:name="空隙半径比"/>
     <w:p>
       <w:pPr>
         <w:pStyle w:val="Heading4"/>
@@ -6266,7 +7045,7 @@
           <w:p>
             <w:pPr>
               <w:pStyle w:val="Compact"/>
-              <w:jc w:val="left"/>
+              <w:jc w:val="center"/>
             </w:pPr>
             <w:r>
               <w:rPr>
@@ -6331,7 +7110,7 @@
           <w:p>
             <w:pPr>
               <w:pStyle w:val="Compact"/>
-              <w:jc w:val="left"/>
+              <w:jc w:val="center"/>
             </w:pPr>
             <w:r>
               <w:rPr>
@@ -6349,7 +7128,7 @@
           <w:p>
             <w:pPr>
               <w:pStyle w:val="Compact"/>
-              <w:jc w:val="left"/>
+              <w:jc w:val="center"/>
             </w:pPr>
             <w:r>
               <w:rPr>
@@ -6410,7 +7189,7 @@
           <w:p>
             <w:pPr>
               <w:pStyle w:val="Compact"/>
-              <w:jc w:val="left"/>
+              <w:jc w:val="center"/>
             </w:pPr>
             <w:r>
               <w:rPr>
@@ -6427,7 +7206,7 @@
           <w:p>
             <w:pPr>
               <w:pStyle w:val="Compact"/>
-              <w:jc w:val="left"/>
+              <w:jc w:val="center"/>
             </w:pPr>
             <w:r>
               <w:rPr>
@@ -6468,7 +7247,7 @@
           <w:p>
             <w:pPr>
               <w:pStyle w:val="Compact"/>
-              <w:jc w:val="left"/>
+              <w:jc w:val="center"/>
             </w:pPr>
             <w:r>
               <w:rPr>
@@ -6492,9 +7271,9 @@
         </w:tc>
       </w:tr>
     </w:tbl>
-    <w:bookmarkEnd w:id="27"/>
-    <w:bookmarkEnd w:id="28"/>
-    <w:bookmarkStart w:id="29" w:name="合金初步hume-rothery-规则"/>
+    <w:bookmarkEnd w:id="66"/>
+    <w:bookmarkEnd w:id="67"/>
+    <w:bookmarkStart w:id="68" w:name="合金初步hume-rothery-规则"/>
     <w:p>
       <w:pPr>
         <w:pStyle w:val="Heading3"/>
@@ -6753,7 +7532,7 @@
           <w:p>
             <w:pPr>
               <w:pStyle w:val="Compact"/>
-              <w:jc w:val="left"/>
+              <w:jc w:val="center"/>
             </w:pPr>
             <w:r>
               <w:rPr>
@@ -6802,7 +7581,7 @@
           <w:p>
             <w:pPr>
               <w:pStyle w:val="Compact"/>
-              <w:jc w:val="left"/>
+              <w:jc w:val="center"/>
             </w:pPr>
             <w:r>
               <w:rPr>
@@ -6866,7 +7645,7 @@
           <w:p>
             <w:pPr>
               <w:pStyle w:val="Compact"/>
-              <w:jc w:val="left"/>
+              <w:jc w:val="center"/>
             </w:pPr>
             <w:r>
               <w:rPr>
@@ -6930,7 +7709,7 @@
           <w:p>
             <w:pPr>
               <w:pStyle w:val="Compact"/>
-              <w:jc w:val="left"/>
+              <w:jc w:val="center"/>
             </w:pPr>
             <w:r>
               <w:rPr>
@@ -6974,8 +7753,8 @@
         </w:tc>
       </w:tr>
     </w:tbl>
-    <w:bookmarkEnd w:id="29"/>
-    <w:bookmarkStart w:id="30" w:name="常见误区"/>
+    <w:bookmarkEnd w:id="68"/>
+    <w:bookmarkStart w:id="69" w:name="常见误区"/>
     <w:p>
       <w:pPr>
         <w:pStyle w:val="Heading3"/>
@@ -6994,12 +7773,6 @@
       <w:pPr>
         <w:pStyle w:val="BlockText"/>
       </w:pPr>
-      <w:r>
-        <w:t xml:space="preserve">⚠️</w:t>
-      </w:r>
-      <w:r>
-        <w:t xml:space="preserve"> </w:t>
-      </w:r>
       <w:r>
         <w:rPr>
           <w:rFonts w:hint="eastAsia" w:eastAsia="SimSun" w:ascii="Times New Roman" w:hAnsi="Times New Roman"/>
@@ -7039,12 +7812,6 @@
         <w:pStyle w:val="BlockText"/>
       </w:pPr>
       <w:r>
-        <w:t xml:space="preserve">⚠️</w:t>
-      </w:r>
-      <w:r>
-        <w:t xml:space="preserve"> </w:t>
-      </w:r>
-      <w:r>
         <w:rPr>
           <w:rFonts w:hint="eastAsia" w:eastAsia="SimSun" w:ascii="Times New Roman" w:hAnsi="Times New Roman"/>
           <w:b/>
@@ -7119,12 +7886,6 @@
         <w:pStyle w:val="BlockText"/>
       </w:pPr>
       <w:r>
-        <w:t xml:space="preserve">⚠️</w:t>
-      </w:r>
-      <w:r>
-        <w:t xml:space="preserve"> </w:t>
-      </w:r>
-      <w:r>
         <w:rPr>
           <w:rFonts w:hint="eastAsia" w:eastAsia="SimSun" w:ascii="Times New Roman" w:hAnsi="Times New Roman"/>
           <w:b/>
@@ -7201,12 +7962,6 @@
       <w:pPr>
         <w:pStyle w:val="BlockText"/>
       </w:pPr>
-      <w:r>
-        <w:t xml:space="preserve">⚠️</w:t>
-      </w:r>
-      <w:r>
-        <w:t xml:space="preserve"> </w:t>
-      </w:r>
       <w:r>
         <w:rPr>
           <w:rFonts w:hint="eastAsia" w:eastAsia="SimSun" w:ascii="Times New Roman" w:hAnsi="Times New Roman"/>
@@ -7303,9 +8058,9 @@
         </w:pict>
       </w:r>
     </w:p>
-    <w:bookmarkEnd w:id="30"/>
-    <w:bookmarkEnd w:id="31"/>
-    <w:bookmarkStart w:id="36" w:name="三典型例题"/>
+    <w:bookmarkEnd w:id="69"/>
+    <w:bookmarkEnd w:id="70"/>
+    <w:bookmarkStart w:id="75" w:name="三典型例题"/>
     <w:p>
       <w:pPr>
         <w:pStyle w:val="Heading2"/>
@@ -7317,7 +8072,7 @@
         <w:t xml:space="preserve">三、典型例题</w:t>
       </w:r>
     </w:p>
-    <w:bookmarkStart w:id="32" w:name="例-1-金属键强弱比较"/>
+    <w:bookmarkStart w:id="71" w:name="例-1-金属键强弱比较"/>
     <w:p>
       <w:pPr>
         <w:pStyle w:val="Heading3"/>
@@ -7462,7 +8217,7 @@
           <w:p>
             <w:pPr>
               <w:pStyle w:val="Compact"/>
-              <w:jc w:val="left"/>
+              <w:jc w:val="center"/>
             </w:pPr>
             <w:r>
               <w:rPr>
@@ -7565,7 +8320,7 @@
           <w:p>
             <w:pPr>
               <w:pStyle w:val="Compact"/>
-              <w:jc w:val="left"/>
+              <w:jc w:val="center"/>
             </w:pPr>
             <w:r>
               <w:rPr>
@@ -7642,7 +8397,7 @@
           <w:p>
             <w:pPr>
               <w:pStyle w:val="Compact"/>
-              <w:jc w:val="left"/>
+              <w:jc w:val="center"/>
             </w:pPr>
             <w:r>
               <w:rPr>
@@ -7719,7 +8474,7 @@
           <w:p>
             <w:pPr>
               <w:pStyle w:val="Compact"/>
-              <w:jc w:val="left"/>
+              <w:jc w:val="center"/>
             </w:pPr>
             <w:r>
               <w:rPr>
@@ -7876,8 +8631,8 @@
         </w:pict>
       </w:r>
     </w:p>
-    <w:bookmarkEnd w:id="32"/>
-    <w:bookmarkStart w:id="33" w:name="例-2-能带理论判断"/>
+    <w:bookmarkEnd w:id="71"/>
+    <w:bookmarkStart w:id="72" w:name="例-2-能带理论判断"/>
     <w:p>
       <w:pPr>
         <w:pStyle w:val="Heading3"/>
@@ -7998,7 +8753,7 @@
           <w:p>
             <w:pPr>
               <w:pStyle w:val="Compact"/>
-              <w:jc w:val="left"/>
+              <w:jc w:val="center"/>
             </w:pPr>
             <w:r>
               <w:rPr>
@@ -8014,7 +8769,7 @@
           <w:p>
             <w:pPr>
               <w:pStyle w:val="Compact"/>
-              <w:jc w:val="left"/>
+              <w:jc w:val="center"/>
             </w:pPr>
             <w:r>
               <w:rPr>
@@ -8030,7 +8785,7 @@
           <w:p>
             <w:pPr>
               <w:pStyle w:val="Compact"/>
-              <w:jc w:val="right"/>
+              <w:jc w:val="center"/>
             </w:pPr>
             <w:r>
               <w:rPr>
@@ -8046,7 +8801,7 @@
           <w:p>
             <w:pPr>
               <w:pStyle w:val="Compact"/>
-              <w:jc w:val="left"/>
+              <w:jc w:val="center"/>
             </w:pPr>
             <w:r>
               <w:rPr>
@@ -8064,7 +8819,7 @@
           <w:p>
             <w:pPr>
               <w:pStyle w:val="Compact"/>
-              <w:jc w:val="left"/>
+              <w:jc w:val="center"/>
             </w:pPr>
             <w:r>
               <w:rPr>
@@ -8079,7 +8834,7 @@
           <w:p>
             <w:pPr>
               <w:pStyle w:val="Compact"/>
-              <w:jc w:val="left"/>
+              <w:jc w:val="center"/>
             </w:pPr>
             <w:r>
               <w:rPr>
@@ -8120,7 +8875,7 @@
           <w:p>
             <w:pPr>
               <w:pStyle w:val="Compact"/>
-              <w:jc w:val="right"/>
+              <w:jc w:val="center"/>
             </w:pPr>
             <w:r>
               <w:rPr>
@@ -8135,7 +8890,7 @@
           <w:p>
             <w:pPr>
               <w:pStyle w:val="Compact"/>
-              <w:jc w:val="left"/>
+              <w:jc w:val="center"/>
             </w:pPr>
             <w:r>
               <w:rPr>
@@ -8172,7 +8927,7 @@
           <w:p>
             <w:pPr>
               <w:pStyle w:val="Compact"/>
-              <w:jc w:val="left"/>
+              <w:jc w:val="center"/>
             </w:pPr>
             <w:r>
               <w:rPr>
@@ -8187,7 +8942,7 @@
           <w:p>
             <w:pPr>
               <w:pStyle w:val="Compact"/>
-              <w:jc w:val="left"/>
+              <w:jc w:val="center"/>
             </w:pPr>
             <w:r>
               <w:rPr>
@@ -8220,7 +8975,7 @@
           <w:p>
             <w:pPr>
               <w:pStyle w:val="Compact"/>
-              <w:jc w:val="right"/>
+              <w:jc w:val="center"/>
             </w:pPr>
             <w:r>
               <w:rPr>
@@ -8235,7 +8990,7 @@
           <w:p>
             <w:pPr>
               <w:pStyle w:val="Compact"/>
-              <w:jc w:val="left"/>
+              <w:jc w:val="center"/>
             </w:pPr>
             <w:r>
               <w:rPr>
@@ -8272,7 +9027,7 @@
           <w:p>
             <w:pPr>
               <w:pStyle w:val="Compact"/>
-              <w:jc w:val="left"/>
+              <w:jc w:val="center"/>
             </w:pPr>
             <w:r>
               <w:rPr>
@@ -8287,7 +9042,7 @@
           <w:p>
             <w:pPr>
               <w:pStyle w:val="Compact"/>
-              <w:jc w:val="left"/>
+              <w:jc w:val="center"/>
             </w:pPr>
             <w:r>
               <w:rPr>
@@ -8320,7 +9075,7 @@
           <w:p>
             <w:pPr>
               <w:pStyle w:val="Compact"/>
-              <w:jc w:val="right"/>
+              <w:jc w:val="center"/>
             </w:pPr>
             <w:r>
               <w:rPr>
@@ -8335,7 +9090,7 @@
           <w:p>
             <w:pPr>
               <w:pStyle w:val="Compact"/>
-              <w:jc w:val="left"/>
+              <w:jc w:val="center"/>
             </w:pPr>
             <w:r>
               <w:rPr>
@@ -8429,8 +9184,8 @@
         </w:pict>
       </w:r>
     </w:p>
-    <w:bookmarkEnd w:id="33"/>
-    <w:bookmarkStart w:id="34" w:name="例-3-fcc-密度计算"/>
+    <w:bookmarkEnd w:id="72"/>
+    <w:bookmarkStart w:id="73" w:name="例-3-fcc-密度计算"/>
     <w:p>
       <w:pPr>
         <w:pStyle w:val="Heading3"/>
@@ -8485,6 +9240,14 @@
         <w:t xml:space="preserve"> </w:t>
       </w:r>
       <m:oMath>
+        <m:oMathPr>
+          <m:ctrlPr>
+            <w:rPr>
+              <w:sz w:val="28"/>
+              <w:szCs w:val="28"/>
+            </w:rPr>
+          </m:ctrlPr>
+        </m:oMathPr>
         <m:r>
           <m:t>a</m:t>
         </m:r>
@@ -8523,6 +9286,14 @@
         <w:t xml:space="preserve"> </w:t>
       </w:r>
       <m:oMath>
+        <m:oMathPr>
+          <m:ctrlPr>
+            <w:rPr>
+              <w:sz w:val="28"/>
+              <w:szCs w:val="28"/>
+            </w:rPr>
+          </m:ctrlPr>
+        </m:oMathPr>
         <m:r>
           <m:t>M</m:t>
         </m:r>
@@ -8625,6 +9396,14 @@
         <w:t xml:space="preserve"> </w:t>
       </w:r>
       <m:oMath>
+        <m:oMathPr>
+          <m:ctrlPr>
+            <w:rPr>
+              <w:sz w:val="28"/>
+              <w:szCs w:val="28"/>
+            </w:rPr>
+          </m:ctrlPr>
+        </m:oMathPr>
         <m:r>
           <m:t>ρ</m:t>
         </m:r>
@@ -8748,6 +9527,12 @@
       <m:oMathPara>
         <m:oMathParaPr>
           <m:jc m:val="center"/>
+          <m:ctrlPr>
+            <w:rPr>
+              <w:sz w:val="28"/>
+              <w:szCs w:val="28"/>
+            </w:rPr>
+          </m:ctrlPr>
         </m:oMathParaPr>
         <m:oMath>
           <m:r>
@@ -8835,6 +9620,12 @@
       <m:oMathPara>
         <m:oMathParaPr>
           <m:jc m:val="center"/>
+          <m:ctrlPr>
+            <w:rPr>
+              <w:sz w:val="28"/>
+              <w:szCs w:val="28"/>
+            </w:rPr>
+          </m:ctrlPr>
         </m:oMathParaPr>
         <m:oMath>
           <m:r>
@@ -9030,6 +9821,14 @@
         <w:t xml:space="preserve"> </w:t>
       </w:r>
       <m:oMath>
+        <m:oMathPr>
+          <m:ctrlPr>
+            <w:rPr>
+              <w:sz w:val="28"/>
+              <w:szCs w:val="28"/>
+            </w:rPr>
+          </m:ctrlPr>
+        </m:oMathPr>
         <m:r>
           <m:t>8.93</m:t>
         </m:r>
@@ -9088,12 +9887,6 @@
         <w:pStyle w:val="BlockText"/>
       </w:pPr>
       <w:r>
-        <w:t xml:space="preserve">💡</w:t>
-      </w:r>
-      <w:r>
-        <w:t xml:space="preserve"> </w:t>
-      </w:r>
-      <w:r>
         <w:rPr>
           <w:b/>
           <w:bCs/>
@@ -9127,6 +9920,14 @@
         <w:t xml:space="preserve"> </w:t>
       </w:r>
       <m:oMath>
+        <m:oMathPr>
+          <m:ctrlPr>
+            <w:rPr>
+              <w:sz w:val="28"/>
+              <w:szCs w:val="28"/>
+            </w:rPr>
+          </m:ctrlPr>
+        </m:oMathPr>
         <m:r>
           <m:t>8</m:t>
         </m:r>
@@ -9168,6 +9969,14 @@
         <w:t xml:space="preserve"> </w:t>
       </w:r>
       <m:oMath>
+        <m:oMathPr>
+          <m:ctrlPr>
+            <w:rPr>
+              <w:sz w:val="28"/>
+              <w:szCs w:val="28"/>
+            </w:rPr>
+          </m:ctrlPr>
+        </m:oMathPr>
         <m:r>
           <m:t>6</m:t>
         </m:r>
@@ -9229,6 +10038,14 @@
         <w:t xml:space="preserve">。注意单位换算：</w:t>
       </w:r>
       <m:oMath>
+        <m:oMathPr>
+          <m:ctrlPr>
+            <w:rPr>
+              <w:sz w:val="28"/>
+              <w:szCs w:val="28"/>
+            </w:rPr>
+          </m:ctrlPr>
+        </m:oMathPr>
         <m:r>
           <m:t>1</m:t>
         </m:r>
@@ -9298,8 +10115,8 @@
         </w:pict>
       </w:r>
     </w:p>
-    <w:bookmarkEnd w:id="34"/>
-    <w:bookmarkStart w:id="35" w:name="例-4-fe-的-bcc-fcc-相变"/>
+    <w:bookmarkEnd w:id="73"/>
+    <w:bookmarkStart w:id="74" w:name="例-4-fe-的-bcc-fcc-相变"/>
     <w:p>
       <w:pPr>
         <w:pStyle w:val="Heading3"/>
@@ -9374,6 +10191,14 @@
         <w:t xml:space="preserve">BCC（</w:t>
       </w:r>
       <m:oMath>
+        <m:oMathPr>
+          <m:ctrlPr>
+            <w:rPr>
+              <w:sz w:val="28"/>
+              <w:szCs w:val="28"/>
+            </w:rPr>
+          </m:ctrlPr>
+        </m:oMathPr>
         <m:r>
           <m:t>r</m:t>
         </m:r>
@@ -9432,6 +10257,14 @@
         <w:t xml:space="preserve">FCC（</w:t>
       </w:r>
       <m:oMath>
+        <m:oMathPr>
+          <m:ctrlPr>
+            <w:rPr>
+              <w:sz w:val="28"/>
+              <w:szCs w:val="28"/>
+            </w:rPr>
+          </m:ctrlPr>
+        </m:oMathPr>
         <m:r>
           <m:t>r</m:t>
         </m:r>
@@ -9574,6 +10407,12 @@
       <m:oMathPara>
         <m:oMathParaPr>
           <m:jc m:val="center"/>
+          <m:ctrlPr>
+            <w:rPr>
+              <w:sz w:val="28"/>
+              <w:szCs w:val="28"/>
+            </w:rPr>
+          </m:ctrlPr>
         </m:oMathParaPr>
         <m:oMath>
           <m:r>
@@ -9683,6 +10522,12 @@
       <m:oMathPara>
         <m:oMathParaPr>
           <m:jc m:val="center"/>
+          <m:ctrlPr>
+            <w:rPr>
+              <w:sz w:val="28"/>
+              <w:szCs w:val="28"/>
+            </w:rPr>
+          </m:ctrlPr>
         </m:oMathParaPr>
         <m:oMath>
           <m:r>
@@ -9830,6 +10675,12 @@
       <m:oMathPara>
         <m:oMathParaPr>
           <m:jc m:val="center"/>
+          <m:ctrlPr>
+            <w:rPr>
+              <w:sz w:val="28"/>
+              <w:szCs w:val="28"/>
+            </w:rPr>
+          </m:ctrlPr>
         </m:oMathParaPr>
         <m:oMath>
           <m:r>
@@ -10051,6 +10902,12 @@
       <m:oMathPara>
         <m:oMathParaPr>
           <m:jc m:val="center"/>
+          <m:ctrlPr>
+            <w:rPr>
+              <w:sz w:val="28"/>
+              <w:szCs w:val="28"/>
+            </w:rPr>
+          </m:ctrlPr>
         </m:oMathParaPr>
         <m:oMath>
           <m:r>
@@ -10142,6 +10999,12 @@
       <m:oMathPara>
         <m:oMathParaPr>
           <m:jc m:val="center"/>
+          <m:ctrlPr>
+            <w:rPr>
+              <w:sz w:val="28"/>
+              <w:szCs w:val="28"/>
+            </w:rPr>
+          </m:ctrlPr>
         </m:oMathParaPr>
         <m:oMath>
           <m:r>
@@ -10502,9 +11365,9 @@
         </w:pict>
       </w:r>
     </w:p>
-    <w:bookmarkEnd w:id="35"/>
-    <w:bookmarkEnd w:id="36"/>
-    <w:bookmarkStart w:id="40" w:name="四拓展与联系"/>
+    <w:bookmarkEnd w:id="74"/>
+    <w:bookmarkEnd w:id="75"/>
+    <w:bookmarkStart w:id="79" w:name="四拓展与联系"/>
     <w:p>
       <w:pPr>
         <w:pStyle w:val="Heading2"/>
@@ -10516,7 +11379,7 @@
         <w:t xml:space="preserve">四、拓展与联系</w:t>
       </w:r>
     </w:p>
-    <w:bookmarkStart w:id="37" w:name="与竞赛真题的对接"/>
+    <w:bookmarkStart w:id="76" w:name="与竞赛真题的对接"/>
     <w:p>
       <w:pPr>
         <w:pStyle w:val="Heading3"/>
@@ -10551,7 +11414,7 @@
           <w:p>
             <w:pPr>
               <w:pStyle w:val="Compact"/>
-              <w:jc w:val="left"/>
+              <w:jc w:val="center"/>
             </w:pPr>
             <w:r>
               <w:rPr>
@@ -10583,7 +11446,7 @@
           <w:p>
             <w:pPr>
               <w:pStyle w:val="Compact"/>
-              <w:jc w:val="left"/>
+              <w:jc w:val="center"/>
             </w:pPr>
             <w:r>
               <w:rPr>
@@ -10601,7 +11464,7 @@
           <w:p>
             <w:pPr>
               <w:pStyle w:val="Compact"/>
-              <w:jc w:val="left"/>
+              <w:jc w:val="center"/>
             </w:pPr>
             <w:r>
               <w:rPr>
@@ -10655,7 +11518,7 @@
           <w:p>
             <w:pPr>
               <w:pStyle w:val="Compact"/>
-              <w:jc w:val="left"/>
+              <w:jc w:val="center"/>
             </w:pPr>
             <w:r>
               <w:rPr>
@@ -10672,7 +11535,7 @@
           <w:p>
             <w:pPr>
               <w:pStyle w:val="Compact"/>
-              <w:jc w:val="left"/>
+              <w:jc w:val="center"/>
             </w:pPr>
             <w:r>
               <w:rPr>
@@ -10714,7 +11577,7 @@
           <w:p>
             <w:pPr>
               <w:pStyle w:val="Compact"/>
-              <w:jc w:val="left"/>
+              <w:jc w:val="center"/>
             </w:pPr>
             <w:r>
               <w:rPr>
@@ -10731,7 +11594,7 @@
           <w:p>
             <w:pPr>
               <w:pStyle w:val="Compact"/>
-              <w:jc w:val="left"/>
+              <w:jc w:val="center"/>
             </w:pPr>
             <w:r>
               <w:rPr>
@@ -10773,7 +11636,7 @@
           <w:p>
             <w:pPr>
               <w:pStyle w:val="Compact"/>
-              <w:jc w:val="left"/>
+              <w:jc w:val="center"/>
             </w:pPr>
             <w:r>
               <w:rPr>
@@ -10790,7 +11653,7 @@
           <w:p>
             <w:pPr>
               <w:pStyle w:val="Compact"/>
-              <w:jc w:val="left"/>
+              <w:jc w:val="center"/>
             </w:pPr>
             <w:r>
               <w:rPr>
@@ -10832,7 +11695,7 @@
           <w:p>
             <w:pPr>
               <w:pStyle w:val="Compact"/>
-              <w:jc w:val="left"/>
+              <w:jc w:val="center"/>
             </w:pPr>
             <w:r>
               <w:rPr>
@@ -10844,8 +11707,8 @@
         </w:tc>
       </w:tr>
     </w:tbl>
-    <w:bookmarkEnd w:id="37"/>
-    <w:bookmarkStart w:id="38" w:name="跨专题联系"/>
+    <w:bookmarkEnd w:id="76"/>
+    <w:bookmarkStart w:id="77" w:name="跨专题联系"/>
     <w:p>
       <w:pPr>
         <w:pStyle w:val="Heading3"/>
@@ -11024,8 +11887,8 @@
         <w:t xml:space="preserve">相变是淬火硬化核心机制）</w:t>
       </w:r>
     </w:p>
-    <w:bookmarkEnd w:id="38"/>
-    <w:bookmarkStart w:id="39" w:name="深化方向后续轮次展开"/>
+    <w:bookmarkEnd w:id="77"/>
+    <w:bookmarkStart w:id="78" w:name="深化方向后续轮次展开"/>
     <w:p>
       <w:pPr>
         <w:pStyle w:val="Heading3"/>
@@ -11187,9 +12050,9 @@
         </w:pict>
       </w:r>
     </w:p>
-    <w:bookmarkEnd w:id="39"/>
-    <w:bookmarkEnd w:id="40"/>
-    <w:bookmarkStart w:id="41" w:name="五本节总结-速查"/>
+    <w:bookmarkEnd w:id="78"/>
+    <w:bookmarkEnd w:id="79"/>
+    <w:bookmarkStart w:id="80" w:name="五本节总结-速查"/>
     <w:p>
       <w:pPr>
         <w:pStyle w:val="Heading2"/>
@@ -11231,7 +12094,7 @@
           <w:p>
             <w:pPr>
               <w:pStyle w:val="Compact"/>
-              <w:jc w:val="left"/>
+              <w:jc w:val="center"/>
             </w:pPr>
             <w:r>
               <w:rPr>
@@ -11247,7 +12110,7 @@
           <w:p>
             <w:pPr>
               <w:pStyle w:val="Compact"/>
-              <w:jc w:val="left"/>
+              <w:jc w:val="center"/>
             </w:pPr>
             <w:r>
               <w:rPr>
@@ -11263,7 +12126,7 @@
           <w:p>
             <w:pPr>
               <w:pStyle w:val="Compact"/>
-              <w:jc w:val="left"/>
+              <w:jc w:val="center"/>
             </w:pPr>
             <w:r>
               <w:rPr>
@@ -11281,7 +12144,7 @@
           <w:p>
             <w:pPr>
               <w:pStyle w:val="Compact"/>
-              <w:jc w:val="left"/>
+              <w:jc w:val="center"/>
             </w:pPr>
             <w:r>
               <w:rPr>
@@ -11298,7 +12161,7 @@
           <w:p>
             <w:pPr>
               <w:pStyle w:val="Compact"/>
-              <w:jc w:val="left"/>
+              <w:jc w:val="center"/>
             </w:pPr>
             <w:r>
               <w:rPr>
@@ -11337,7 +12200,7 @@
           <w:p>
             <w:pPr>
               <w:pStyle w:val="Compact"/>
-              <w:jc w:val="left"/>
+              <w:jc w:val="center"/>
             </w:pPr>
             <w:r>
               <w:rPr>
@@ -11366,7 +12229,7 @@
           <w:p>
             <w:pPr>
               <w:pStyle w:val="Compact"/>
-              <w:jc w:val="left"/>
+              <w:jc w:val="center"/>
             </w:pPr>
             <w:r>
               <w:rPr>
@@ -11383,7 +12246,7 @@
           <w:p>
             <w:pPr>
               <w:pStyle w:val="Compact"/>
-              <w:jc w:val="left"/>
+              <w:jc w:val="center"/>
             </w:pPr>
             <w:r>
               <w:rPr>
@@ -11416,7 +12279,7 @@
           <w:p>
             <w:pPr>
               <w:pStyle w:val="Compact"/>
-              <w:jc w:val="left"/>
+              <w:jc w:val="center"/>
             </w:pPr>
             <w:r>
               <w:rPr>
@@ -11447,7 +12310,7 @@
           <w:p>
             <w:pPr>
               <w:pStyle w:val="Compact"/>
-              <w:jc w:val="left"/>
+              <w:jc w:val="center"/>
             </w:pPr>
             <w:r>
               <w:rPr>
@@ -11464,7 +12327,7 @@
           <w:p>
             <w:pPr>
               <w:pStyle w:val="Compact"/>
-              <w:jc w:val="left"/>
+              <w:jc w:val="center"/>
             </w:pPr>
             <w:r>
               <w:rPr>
@@ -11479,7 +12342,7 @@
           <w:p>
             <w:pPr>
               <w:pStyle w:val="Compact"/>
-              <w:jc w:val="left"/>
+              <w:jc w:val="center"/>
             </w:pPr>
             <w:r>
               <w:rPr>
@@ -11514,7 +12377,7 @@
           <w:p>
             <w:pPr>
               <w:pStyle w:val="Compact"/>
-              <w:jc w:val="left"/>
+              <w:jc w:val="center"/>
             </w:pPr>
             <w:r>
               <w:rPr>
@@ -11539,7 +12402,7 @@
           <w:p>
             <w:pPr>
               <w:pStyle w:val="Compact"/>
-              <w:jc w:val="left"/>
+              <w:jc w:val="center"/>
             </w:pPr>
             <m:oMath>
               <m:r>
@@ -11609,7 +12472,7 @@
           <w:p>
             <w:pPr>
               <w:pStyle w:val="Compact"/>
-              <w:jc w:val="left"/>
+              <w:jc w:val="center"/>
             </w:pPr>
             <w:r>
               <w:rPr>
@@ -11632,7 +12495,7 @@
           <w:p>
             <w:pPr>
               <w:pStyle w:val="Compact"/>
-              <w:jc w:val="left"/>
+              <w:jc w:val="center"/>
             </w:pPr>
             <w:r>
               <w:rPr>
@@ -11657,7 +12520,7 @@
           <w:p>
             <w:pPr>
               <w:pStyle w:val="Compact"/>
-              <w:jc w:val="left"/>
+              <w:jc w:val="center"/>
             </w:pPr>
             <m:oMath>
               <m:r>
@@ -11738,7 +12601,7 @@
           <w:p>
             <w:pPr>
               <w:pStyle w:val="Compact"/>
-              <w:jc w:val="left"/>
+              <w:jc w:val="center"/>
             </w:pPr>
             <w:r>
               <w:rPr>
@@ -11755,7 +12618,7 @@
           <w:p>
             <w:pPr>
               <w:pStyle w:val="Compact"/>
-              <w:jc w:val="left"/>
+              <w:jc w:val="center"/>
             </w:pPr>
             <w:r>
               <w:rPr>
@@ -11780,7 +12643,7 @@
           <w:p>
             <w:pPr>
               <w:pStyle w:val="Compact"/>
-              <w:jc w:val="left"/>
+              <w:jc w:val="center"/>
             </w:pPr>
             <m:oMath>
               <m:r>
@@ -11861,7 +12724,7 @@
           <w:p>
             <w:pPr>
               <w:pStyle w:val="Compact"/>
-              <w:jc w:val="left"/>
+              <w:jc w:val="center"/>
             </w:pPr>
             <w:r>
               <w:rPr>
@@ -11890,7 +12753,7 @@
           <w:p>
             <w:pPr>
               <w:pStyle w:val="Compact"/>
-              <w:jc w:val="left"/>
+              <w:jc w:val="center"/>
             </w:pPr>
             <w:r>
               <w:rPr>
@@ -11915,7 +12778,7 @@
           <w:p>
             <w:pPr>
               <w:pStyle w:val="Compact"/>
-              <w:jc w:val="left"/>
+              <w:jc w:val="center"/>
             </w:pPr>
             <m:oMath>
               <m:r>
@@ -12016,7 +12879,7 @@
           <w:p>
             <w:pPr>
               <w:pStyle w:val="Compact"/>
-              <w:jc w:val="left"/>
+              <w:jc w:val="center"/>
             </w:pPr>
             <w:r>
               <w:rPr>
@@ -12079,7 +12942,7 @@
           <w:p>
             <w:pPr>
               <w:pStyle w:val="Compact"/>
-              <w:jc w:val="left"/>
+              <w:jc w:val="center"/>
             </w:pPr>
             <w:r>
               <w:rPr>
@@ -12096,7 +12959,7 @@
           <w:p>
             <w:pPr>
               <w:pStyle w:val="Compact"/>
-              <w:jc w:val="left"/>
+              <w:jc w:val="center"/>
             </w:pPr>
             <w:r>
               <w:rPr>
@@ -12147,7 +13010,7 @@
           <w:p>
             <w:pPr>
               <w:pStyle w:val="Compact"/>
-              <w:jc w:val="left"/>
+              <w:jc w:val="center"/>
             </w:pPr>
             <w:r>
               <w:rPr>
@@ -12182,7 +13045,7 @@
           <w:p>
             <w:pPr>
               <w:pStyle w:val="Compact"/>
-              <w:jc w:val="left"/>
+              <w:jc w:val="center"/>
             </w:pPr>
             <w:r>
               <w:rPr>
@@ -12199,7 +13062,7 @@
           <w:p>
             <w:pPr>
               <w:pStyle w:val="Compact"/>
-              <w:jc w:val="left"/>
+              <w:jc w:val="center"/>
             </w:pPr>
             <w:r>
               <w:rPr>
@@ -12220,7 +13083,7 @@
           <w:p>
             <w:pPr>
               <w:pStyle w:val="Compact"/>
-              <w:jc w:val="left"/>
+              <w:jc w:val="center"/>
             </w:pPr>
             <w:r>
               <w:rPr>
@@ -12271,8 +13134,8 @@
         </w:pict>
       </w:r>
     </w:p>
-    <w:bookmarkEnd w:id="41"/>
-    <w:bookmarkStart w:id="45" w:name="六练习题"/>
+    <w:bookmarkEnd w:id="80"/>
+    <w:bookmarkStart w:id="84" w:name="六练习题"/>
     <w:p>
       <w:pPr>
         <w:pStyle w:val="Heading2"/>
@@ -12284,7 +13147,7 @@
         <w:t xml:space="preserve">六、练习题</w:t>
       </w:r>
     </w:p>
-    <w:bookmarkStart w:id="42" w:name="基础巩固"/>
+    <w:bookmarkStart w:id="81" w:name="基础巩固"/>
     <w:p>
       <w:pPr>
         <w:pStyle w:val="Heading3"/>
@@ -12404,8 +13267,8 @@
         <w:t xml:space="preserve">Hg（−39°C）。</w:t>
       </w:r>
     </w:p>
-    <w:bookmarkEnd w:id="42"/>
-    <w:bookmarkStart w:id="43" w:name="提高训练"/>
+    <w:bookmarkEnd w:id="81"/>
+    <w:bookmarkStart w:id="82" w:name="提高训练"/>
     <w:p>
       <w:pPr>
         <w:pStyle w:val="Heading3"/>
@@ -12446,6 +13309,14 @@
         <w:t xml:space="preserve"> </w:t>
       </w:r>
       <m:oMath>
+        <m:oMathPr>
+          <m:ctrlPr>
+            <w:rPr>
+              <w:sz w:val="28"/>
+              <w:szCs w:val="28"/>
+            </w:rPr>
+          </m:ctrlPr>
+        </m:oMathPr>
         <m:r>
           <m:t>a</m:t>
         </m:r>
@@ -12484,6 +13355,14 @@
         <w:t xml:space="preserve"> </w:t>
       </w:r>
       <m:oMath>
+        <m:oMathPr>
+          <m:ctrlPr>
+            <w:rPr>
+              <w:sz w:val="28"/>
+              <w:szCs w:val="28"/>
+            </w:rPr>
+          </m:ctrlPr>
+        </m:oMathPr>
         <m:r>
           <m:t>M</m:t>
         </m:r>
@@ -12600,6 +13479,14 @@
         <w:t xml:space="preserve"> </w:t>
       </w:r>
       <m:oMath>
+        <m:oMathPr>
+          <m:ctrlPr>
+            <w:rPr>
+              <w:sz w:val="28"/>
+              <w:szCs w:val="28"/>
+            </w:rPr>
+          </m:ctrlPr>
+        </m:oMathPr>
         <m:r>
           <m:t>1.000</m:t>
         </m:r>
@@ -12681,6 +13568,14 @@
         <w:t xml:space="preserve">结构，</w:t>
       </w:r>
       <m:oMath>
+        <m:oMathPr>
+          <m:ctrlPr>
+            <w:rPr>
+              <w:sz w:val="28"/>
+              <w:szCs w:val="28"/>
+            </w:rPr>
+          </m:ctrlPr>
+        </m:oMathPr>
         <m:r>
           <m:t>a</m:t>
         </m:r>
@@ -12739,6 +13634,14 @@
         <w:t xml:space="preserve">结构，</w:t>
       </w:r>
       <m:oMath>
+        <m:oMathPr>
+          <m:ctrlPr>
+            <w:rPr>
+              <w:sz w:val="28"/>
+              <w:szCs w:val="28"/>
+            </w:rPr>
+          </m:ctrlPr>
+        </m:oMathPr>
         <m:r>
           <m:t>a</m:t>
         </m:r>
@@ -12894,8 +13797,8 @@
         <w:t xml:space="preserve">是导体，而金刚石是绝缘体。</w:t>
       </w:r>
     </w:p>
-    <w:bookmarkEnd w:id="43"/>
-    <w:bookmarkStart w:id="44" w:name="挑战题"/>
+    <w:bookmarkEnd w:id="82"/>
+    <w:bookmarkStart w:id="83" w:name="挑战题"/>
     <w:p>
       <w:pPr>
         <w:pStyle w:val="Heading3"/>
@@ -12937,6 +13840,14 @@
         <w:t xml:space="preserve"> </w:t>
       </w:r>
       <m:oMath>
+        <m:oMathPr>
+          <m:ctrlPr>
+            <w:rPr>
+              <w:sz w:val="28"/>
+              <w:szCs w:val="28"/>
+            </w:rPr>
+          </m:ctrlPr>
+        </m:oMathPr>
         <m:r>
           <m:t>r</m:t>
         </m:r>
@@ -12984,6 +13895,14 @@
         <w:t xml:space="preserve"> </w:t>
       </w:r>
       <m:oMath>
+        <m:oMathPr>
+          <m:ctrlPr>
+            <w:rPr>
+              <w:sz w:val="28"/>
+              <w:szCs w:val="28"/>
+            </w:rPr>
+          </m:ctrlPr>
+        </m:oMathPr>
         <m:r>
           <m:t>r</m:t>
         </m:r>
@@ -13031,6 +13950,14 @@
         <w:t xml:space="preserve"> </w:t>
       </w:r>
       <m:oMath>
+        <m:oMathPr>
+          <m:ctrlPr>
+            <w:rPr>
+              <w:sz w:val="28"/>
+              <w:szCs w:val="28"/>
+            </w:rPr>
+          </m:ctrlPr>
+        </m:oMathPr>
         <m:r>
           <m:t>e</m:t>
         </m:r>
@@ -13214,9 +14141,9 @@
         </w:pict>
       </w:r>
     </w:p>
-    <w:bookmarkEnd w:id="44"/>
-    <w:bookmarkEnd w:id="45"/>
-    <w:bookmarkStart w:id="46" w:name="七参考答案与提示"/>
+    <w:bookmarkEnd w:id="83"/>
+    <w:bookmarkEnd w:id="84"/>
+    <w:bookmarkStart w:id="85" w:name="七参考答案与提示"/>
     <w:p>
       <w:pPr>
         <w:pStyle w:val="Heading2"/>
@@ -13515,6 +14442,14 @@
         <w:t xml:space="preserve"> </w:t>
       </w:r>
       <m:oMath>
+        <m:oMathPr>
+          <m:ctrlPr>
+            <w:rPr>
+              <w:sz w:val="28"/>
+              <w:szCs w:val="28"/>
+            </w:rPr>
+          </m:ctrlPr>
+        </m:oMathPr>
         <m:r>
           <m:rPr>
             <m:sty m:val="p"/>
@@ -13579,6 +14514,14 @@
         <w:t xml:space="preserve"> </w:t>
       </w:r>
       <m:oMath>
+        <m:oMathPr>
+          <m:ctrlPr>
+            <w:rPr>
+              <w:sz w:val="28"/>
+              <w:szCs w:val="28"/>
+            </w:rPr>
+          </m:ctrlPr>
+        </m:oMathPr>
         <m:r>
           <m:t>ρ</m:t>
         </m:r>
@@ -13713,6 +14656,14 @@
         <w:t xml:space="preserve"> </w:t>
       </w:r>
       <m:oMath>
+        <m:oMathPr>
+          <m:ctrlPr>
+            <w:rPr>
+              <w:sz w:val="28"/>
+              <w:szCs w:val="28"/>
+            </w:rPr>
+          </m:ctrlPr>
+        </m:oMathPr>
         <m:sSub>
           <m:e>
             <m:r>
@@ -14069,6 +15020,14 @@
         <w:t xml:space="preserve"> </w:t>
       </w:r>
       <m:oMath>
+        <m:oMathPr>
+          <m:ctrlPr>
+            <w:rPr>
+              <w:sz w:val="28"/>
+              <w:szCs w:val="28"/>
+            </w:rPr>
+          </m:ctrlPr>
+        </m:oMathPr>
         <m:r>
           <m:t>e</m:t>
         </m:r>
@@ -14136,6 +15095,14 @@
         <w:t xml:space="preserve"> </w:t>
       </w:r>
       <m:oMath>
+        <m:oMathPr>
+          <m:ctrlPr>
+            <w:rPr>
+              <w:sz w:val="28"/>
+              <w:szCs w:val="28"/>
+            </w:rPr>
+          </m:ctrlPr>
+        </m:oMathPr>
         <m:r>
           <m:rPr>
             <m:sty m:val="p"/>
@@ -14252,8 +15219,8 @@
         </w:pict>
       </w:r>
     </w:p>
-    <w:bookmarkEnd w:id="46"/>
-    <w:bookmarkStart w:id="47" w:name="八延伸阅读"/>
+    <w:bookmarkEnd w:id="85"/>
+    <w:bookmarkStart w:id="86" w:name="八延伸阅读"/>
     <w:p>
       <w:pPr>
         <w:pStyle w:val="Heading2"/>
@@ -14452,8 +15419,8 @@
         </w:pict>
       </w:r>
     </w:p>
-    <w:bookmarkEnd w:id="47"/>
-    <w:bookmarkEnd w:id="48"/>
+    <w:bookmarkEnd w:id="86"/>
+    <w:bookmarkEnd w:id="87"/>
     <w:sectPr>
       <w:footerReference w:type="default" r:id="rId9"/>
       <w:footnotePr>

--- a/06-学生侧材料/讲义/2026-06-23-金属键与金属晶体.docx
+++ b/06-学生侧材料/讲义/2026-06-23-金属键与金属晶体.docx
@@ -827,8 +827,14 @@
     </w:tbl>
     <w:p>
       <w:pPr>
-        <w:pStyle w:val="BlockText"/>
-      </w:pPr>
+        <w:pStyle w:val="BodyText"/>
+      </w:pPr>
+      <w:r>
+        <w:t xml:space="preserve">⚠️</w:t>
+      </w:r>
+      <w:r>
+        <w:t xml:space="preserve"> </w:t>
+      </w:r>
       <w:r>
         <w:rPr>
           <w:rFonts w:hint="eastAsia" w:eastAsia="SimSun" w:ascii="Times New Roman" w:hAnsi="Times New Roman"/>
@@ -864,7 +870,7 @@
     </w:p>
     <w:p>
       <w:pPr>
-        <w:pStyle w:val="FirstParagraph"/>
+        <w:pStyle w:val="BodyText"/>
         <w:jc w:val="center"/>
       </w:pPr>
       <w:r>
@@ -1954,14 +1960,21 @@
     </w:tbl>
     <w:p>
       <w:pPr>
-        <w:pStyle w:val="BlockText"/>
-      </w:pPr>
-      <w:r>
-        <w:rPr>
-          <w:rFonts w:hint="eastAsia" w:eastAsia="SimSun" w:ascii="Times New Roman" w:hAnsi="Times New Roman"/>
+        <w:pStyle w:val="BodyText"/>
+      </w:pPr>
+      <w:r>
+        <w:rPr>
           <w:b/>
           <w:bCs/>
         </w:rPr>
+        <w:t xml:space="preserve">💡 </w:t>
+      </w:r>
+      <w:r>
+        <w:rPr>
+          <w:rFonts w:hint="eastAsia" w:eastAsia="SimSun" w:ascii="Times New Roman" w:hAnsi="Times New Roman"/>
+          <w:b/>
+          <w:bCs/>
+        </w:rPr>
         <w:t xml:space="preserve">温度对导电性的影响</w:t>
       </w:r>
       <w:r>
@@ -1973,7 +1986,7 @@
     </w:p>
     <w:p>
       <w:pPr>
-        <w:pStyle w:val="FirstParagraph"/>
+        <w:pStyle w:val="BodyText"/>
         <w:jc w:val="center"/>
       </w:pPr>
       <w:r>
@@ -2961,8 +2974,14 @@
     </w:tbl>
     <w:p>
       <w:pPr>
-        <w:pStyle w:val="BlockText"/>
-      </w:pPr>
+        <w:pStyle w:val="BodyText"/>
+      </w:pPr>
+      <w:r>
+        <w:t xml:space="preserve">⚠️</w:t>
+      </w:r>
+      <w:r>
+        <w:t xml:space="preserve"> </w:t>
+      </w:r>
       <w:r>
         <w:rPr>
           <w:rFonts w:hint="eastAsia" w:eastAsia="SimSun" w:ascii="Times New Roman" w:hAnsi="Times New Roman"/>
@@ -5217,52 +5236,28 @@
     </w:tbl>
     <w:p>
       <w:pPr>
-        <w:pStyle w:val="BlockText"/>
-      </w:pPr>
-      <w:r>
-        <w:rPr>
-          <w:rFonts w:hint="eastAsia" w:eastAsia="SimSun" w:ascii="Times New Roman" w:hAnsi="Times New Roman"/>
+        <w:pStyle w:val="BodyText"/>
+      </w:pPr>
+      <w:r>
+        <w:rPr>
           <w:b/>
           <w:bCs/>
         </w:rPr>
-        <w:t xml:space="preserve">记忆口诀</w:t>
-      </w:r>
-      <w:r>
-        <w:rPr>
-          <w:rFonts w:hint="eastAsia" w:eastAsia="SimSun" w:ascii="Times New Roman" w:hAnsi="Times New Roman"/>
-        </w:rPr>
-        <w:t xml:space="preserve">：</w:t>
-      </w:r>
-      <w:r>
-        <w:t xml:space="preserve"> </w:t>
-      </w:r>
-      <w:r>
-        <w:t xml:space="preserve">-</w:t>
-      </w:r>
-      <w:r>
-        <w:t xml:space="preserve"> </w:t>
-      </w:r>
-      <w:r>
-        <w:rPr>
+        <w:t xml:space="preserve">💡 </w:t>
+      </w:r>
+      <w:r>
+        <w:rPr>
+          <w:rFonts w:hint="eastAsia" w:eastAsia="SimSun" w:ascii="Times New Roman" w:hAnsi="Times New Roman"/>
           <w:b/>
           <w:bCs/>
         </w:rPr>
-        <w:t xml:space="preserve">SC</w:t>
-      </w:r>
-      <w:r>
-        <w:rPr>
-          <w:rFonts w:hint="eastAsia" w:eastAsia="SimSun" w:ascii="Times New Roman" w:hAnsi="Times New Roman"/>
-        </w:rPr>
-        <w:t xml:space="preserve">：a</w:t>
-      </w:r>
-      <w:r>
-        <w:t xml:space="preserve"> = </w:t>
-      </w:r>
-      <w:r>
-        <w:rPr>
-          <w:rFonts w:hint="eastAsia" w:eastAsia="SimSun" w:ascii="Times New Roman" w:hAnsi="Times New Roman"/>
-        </w:rPr>
-        <w:t xml:space="preserve">2r，球碰边，利用率最低（52%）</w:t>
+        <w:t xml:space="preserve">记忆口诀</w:t>
+      </w:r>
+      <w:r>
+        <w:rPr>
+          <w:rFonts w:hint="eastAsia" w:eastAsia="SimSun" w:ascii="Times New Roman" w:hAnsi="Times New Roman"/>
+        </w:rPr>
+        <w:t xml:space="preserve">：</w:t>
       </w:r>
       <w:r>
         <w:t xml:space="preserve"> </w:t>
@@ -5278,13 +5273,13 @@
           <w:b/>
           <w:bCs/>
         </w:rPr>
-        <w:t xml:space="preserve">BCC</w:t>
-      </w:r>
-      <w:r>
-        <w:rPr>
-          <w:rFonts w:hint="eastAsia" w:eastAsia="SimSun" w:ascii="Times New Roman" w:hAnsi="Times New Roman"/>
-        </w:rPr>
-        <w:t xml:space="preserve">：4r</w:t>
+        <w:t xml:space="preserve">SC</w:t>
+      </w:r>
+      <w:r>
+        <w:rPr>
+          <w:rFonts w:hint="eastAsia" w:eastAsia="SimSun" w:ascii="Times New Roman" w:hAnsi="Times New Roman"/>
+        </w:rPr>
+        <w:t xml:space="preserve">：a</w:t>
       </w:r>
       <w:r>
         <w:t xml:space="preserve"> = </w:t>
@@ -5293,10 +5288,7 @@
         <w:rPr>
           <w:rFonts w:hint="eastAsia" w:eastAsia="SimSun" w:ascii="Times New Roman" w:hAnsi="Times New Roman"/>
         </w:rPr>
-        <w:t xml:space="preserve">√3a，体对角线上球碰球，利用率</w:t>
-      </w:r>
-      <w:r>
-        <w:t xml:space="preserve"> 68%</w:t>
+        <w:t xml:space="preserve">2r，球碰边，利用率最低（52%）</w:t>
       </w:r>
       <w:r>
         <w:t xml:space="preserve"> </w:t>
@@ -5312,7 +5304,7 @@
           <w:b/>
           <w:bCs/>
         </w:rPr>
-        <w:t xml:space="preserve">FCC</w:t>
+        <w:t xml:space="preserve">BCC</w:t>
       </w:r>
       <w:r>
         <w:rPr>
@@ -5327,16 +5319,10 @@
         <w:rPr>
           <w:rFonts w:hint="eastAsia" w:eastAsia="SimSun" w:ascii="Times New Roman" w:hAnsi="Times New Roman"/>
         </w:rPr>
-        <w:t xml:space="preserve">√2a，面对角线上球碰球，利用率</w:t>
-      </w:r>
-      <w:r>
-        <w:t xml:space="preserve"> </w:t>
-      </w:r>
-      <w:r>
-        <w:rPr>
-          <w:rFonts w:hint="eastAsia" w:eastAsia="SimSun" w:ascii="Times New Roman" w:hAnsi="Times New Roman"/>
-        </w:rPr>
-        <w:t xml:space="preserve">74%（最密）</w:t>
+        <w:t xml:space="preserve">√3a，体对角线上球碰球，利用率</w:t>
+      </w:r>
+      <w:r>
+        <w:t xml:space="preserve"> 68%</w:t>
       </w:r>
       <w:r>
         <w:t xml:space="preserve"> </w:t>
@@ -5352,6 +5338,46 @@
           <w:b/>
           <w:bCs/>
         </w:rPr>
+        <w:t xml:space="preserve">FCC</w:t>
+      </w:r>
+      <w:r>
+        <w:rPr>
+          <w:rFonts w:hint="eastAsia" w:eastAsia="SimSun" w:ascii="Times New Roman" w:hAnsi="Times New Roman"/>
+        </w:rPr>
+        <w:t xml:space="preserve">：4r</w:t>
+      </w:r>
+      <w:r>
+        <w:t xml:space="preserve"> = </w:t>
+      </w:r>
+      <w:r>
+        <w:rPr>
+          <w:rFonts w:hint="eastAsia" w:eastAsia="SimSun" w:ascii="Times New Roman" w:hAnsi="Times New Roman"/>
+        </w:rPr>
+        <w:t xml:space="preserve">√2a，面对角线上球碰球，利用率</w:t>
+      </w:r>
+      <w:r>
+        <w:t xml:space="preserve"> </w:t>
+      </w:r>
+      <w:r>
+        <w:rPr>
+          <w:rFonts w:hint="eastAsia" w:eastAsia="SimSun" w:ascii="Times New Roman" w:hAnsi="Times New Roman"/>
+        </w:rPr>
+        <w:t xml:space="preserve">74%（最密）</w:t>
+      </w:r>
+      <w:r>
+        <w:t xml:space="preserve"> </w:t>
+      </w:r>
+      <w:r>
+        <w:t xml:space="preserve">-</w:t>
+      </w:r>
+      <w:r>
+        <w:t xml:space="preserve"> </w:t>
+      </w:r>
+      <w:r>
+        <w:rPr>
+          <w:b/>
+          <w:bCs/>
+        </w:rPr>
         <w:t xml:space="preserve">HCP</w:t>
       </w:r>
       <w:r>
@@ -5399,7 +5425,7 @@
     </w:p>
     <w:p>
       <w:pPr>
-        <w:pStyle w:val="FirstParagraph"/>
+        <w:pStyle w:val="BodyText"/>
         <w:jc w:val="center"/>
       </w:pPr>
       <w:r>
@@ -6958,8 +6984,14 @@
     </w:p>
     <w:p>
       <w:pPr>
-        <w:pStyle w:val="BlockText"/>
-      </w:pPr>
+        <w:pStyle w:val="FirstParagraph"/>
+      </w:pPr>
+      <w:r>
+        <w:t xml:space="preserve">⚠️</w:t>
+      </w:r>
+      <w:r>
+        <w:t xml:space="preserve"> </w:t>
+      </w:r>
       <w:r>
         <w:rPr>
           <w:b/>
@@ -7771,8 +7803,14 @@
     </w:p>
     <w:p>
       <w:pPr>
-        <w:pStyle w:val="BlockText"/>
-      </w:pPr>
+        <w:pStyle w:val="FirstParagraph"/>
+      </w:pPr>
+      <w:r>
+        <w:t xml:space="preserve">⚠️</w:t>
+      </w:r>
+      <w:r>
+        <w:t xml:space="preserve"> </w:t>
+      </w:r>
       <w:r>
         <w:rPr>
           <w:rFonts w:hint="eastAsia" w:eastAsia="SimSun" w:ascii="Times New Roman" w:hAnsi="Times New Roman"/>
@@ -7809,8 +7847,14 @@
     </w:p>
     <w:p>
       <w:pPr>
-        <w:pStyle w:val="BlockText"/>
-      </w:pPr>
+        <w:pStyle w:val="FirstParagraph"/>
+      </w:pPr>
+      <w:r>
+        <w:t xml:space="preserve">⚠️</w:t>
+      </w:r>
+      <w:r>
+        <w:t xml:space="preserve"> </w:t>
+      </w:r>
       <w:r>
         <w:rPr>
           <w:rFonts w:hint="eastAsia" w:eastAsia="SimSun" w:ascii="Times New Roman" w:hAnsi="Times New Roman"/>
@@ -7883,8 +7927,14 @@
     </w:p>
     <w:p>
       <w:pPr>
-        <w:pStyle w:val="BlockText"/>
-      </w:pPr>
+        <w:pStyle w:val="FirstParagraph"/>
+      </w:pPr>
+      <w:r>
+        <w:t xml:space="preserve">⚠️</w:t>
+      </w:r>
+      <w:r>
+        <w:t xml:space="preserve"> </w:t>
+      </w:r>
       <w:r>
         <w:rPr>
           <w:rFonts w:hint="eastAsia" w:eastAsia="SimSun" w:ascii="Times New Roman" w:hAnsi="Times New Roman"/>
@@ -7960,8 +8010,14 @@
     </w:p>
     <w:p>
       <w:pPr>
-        <w:pStyle w:val="BlockText"/>
-      </w:pPr>
+        <w:pStyle w:val="FirstParagraph"/>
+      </w:pPr>
+      <w:r>
+        <w:t xml:space="preserve">⚠️</w:t>
+      </w:r>
+      <w:r>
+        <w:t xml:space="preserve"> </w:t>
+      </w:r>
       <w:r>
         <w:rPr>
           <w:rFonts w:hint="eastAsia" w:eastAsia="SimSun" w:ascii="Times New Roman" w:hAnsi="Times New Roman"/>
@@ -9884,14 +9940,14 @@
     </w:p>
     <w:p>
       <w:pPr>
-        <w:pStyle w:val="BlockText"/>
+        <w:pStyle w:val="BodyText"/>
       </w:pPr>
       <w:r>
         <w:rPr>
           <w:b/>
           <w:bCs/>
         </w:rPr>
-        <w:t xml:space="preserve">Z </w:t>
+        <w:t xml:space="preserve">💡 Z </w:t>
       </w:r>
       <w:r>
         <w:rPr>
